--- a/gaura-krishnodaya/Gaura-Krishnodaya-en.docx
+++ b/gaura-krishnodaya/Gaura-Krishnodaya-en.docx
@@ -256,13 +256,13 @@
         <w:br/>
       </w:r>
       <w:r>
-        <w:t>PDF scan. The text is printed in Bengali script and is known to us through OCR checked against the scan;</w:t>
+        <w:t>PDF scan. The text is printed in Bengali script; the whole translation has been checked against</w:t>
       </w:r>
       <w:r>
         <w:br/>
       </w:r>
       <w:r>
-        <w:t xml:space="preserve">corrupt passages are noted. The footnotes give parallels with the </w:t>
+        <w:t xml:space="preserve">the page images of the scan, and unclear places in the edition itself (misprints, corruptions) are noted. The footnotes give parallels with the </w:t>
       </w:r>
       <w:r>
         <w:rPr>
@@ -788,7 +788,7 @@
         <w:t>11.</w:t>
       </w:r>
       <w:r>
-        <w:t xml:space="preserve"> Then, taking with him the Earth, who kept sighing in great distress, together with Mahendra and the other chief gods, the Veda-mouthed [Brahma], with Shankara, anxiously went to the Milk Ocean.</w:t>
+        <w:t xml:space="preserve"> Then, taking with him the Earth, who rejoiced again and again out of great joy, together with Mahendra and the other chief gods, the Veda-mouthed [Brahma], with Shankara, anxiously went to the Milk Ocean.</w:t>
       </w:r>
     </w:p>
     <w:p>
@@ -817,7 +817,7 @@
         <w:t>12.</w:t>
       </w:r>
       <w:r>
-        <w:t xml:space="preserve"> He gazed into the waves of the Milk Ocean, rising in pure streams of white water, and, quickly alighting from his carrier, stepped onto the clean, broad shore.</w:t>
+        <w:t xml:space="preserve"> Quickly alighting from his carrier, he stepped onto the broad shore, adorned with clear streams of water leaping up from the waves of the Milk Ocean.</w:t>
       </w:r>
     </w:p>
     <w:p>
@@ -849,7 +849,7 @@
         <w:t>14.</w:t>
       </w:r>
       <w:r>
-        <w:t xml:space="preserve"> Then the lord of the Unborn's [world], his fatigue relieved, touching water, with a purified mind meditating on the far-distant Adhokshaja, with palms joined above his head, praised Him:</w:t>
+        <w:t xml:space="preserve"> Then the Unborn lord [Brahma], his fatigue relieved, touching water, with a purified mind meditating on the far-distant Adhokshaja, with palms joined above his head, praised Him:</w:t>
       </w:r>
     </w:p>
     <w:p>
@@ -881,7 +881,7 @@
         <w:t>16.</w:t>
       </w:r>
       <w:r>
-        <w:t xml:space="preserve"> The Supreme Soul, the highest reality, able to unfold the whole multitude of things, eternal, all-pervading, ever-blissful — can I establish Him by any [philosophical] category?</w:t>
+        <w:t xml:space="preserve"> The Supreme Soul, the highest reality, able to unfold the whole multitude of things, eternal, all-pervading, ever-blissful, [only] to be inferred — can I establish Him by any [philosophical] category?</w:t>
       </w:r>
     </w:p>
     <w:p>
@@ -985,7 +985,18 @@
         <w:t>22.</w:t>
       </w:r>
       <w:r>
-        <w:t xml:space="preserve"> Even those unable to describe Him say "not this, not this", calling Him the beyond; words, together with the mind, turn back from Him — who can describe Him with various words of praise?</w:t>
+        <w:t xml:space="preserve"> Even those unable to define Him say "there is no diversity here" and the like, calling Him the beyond;</w:t>
+      </w:r>
+      <w:r>
+        <w:rPr>
+          <w:b w:val="0"/>
+          <w:i w:val="0"/>
+          <w:vertAlign w:val="superscript"/>
+        </w:rPr>
+        <w:t>9</w:t>
+      </w:r>
+      <w:r>
+        <w:t xml:space="preserve"> words, together with the mind, turn back from Him — who can describe Him with various words of praise?</w:t>
       </w:r>
     </w:p>
     <w:p>
@@ -1001,7 +1012,7 @@
         <w:t>23.</w:t>
       </w:r>
       <w:r>
-        <w:t xml:space="preserve"> Some with one, others with two, three, four, five, six, even eight means of knowledge try to prove You — yet they do not know Your nature.</w:t>
+        <w:t xml:space="preserve"> Some with one, others, O Achyuta, with two, three, four, five, six, even eight means of knowledge try to prove You — yet they do not know Your nature.</w:t>
       </w:r>
       <w:r>
         <w:rPr>
@@ -1009,7 +1020,7 @@
           <w:i w:val="0"/>
           <w:vertAlign w:val="superscript"/>
         </w:rPr>
-        <w:t>9</w:t>
+        <w:t>10</w:t>
       </w:r>
     </w:p>
     <w:p>
@@ -1065,7 +1076,7 @@
           <w:i w:val="0"/>
           <w:vertAlign w:val="superscript"/>
         </w:rPr>
-        <w:t>10</w:t>
+        <w:t>11</w:t>
       </w:r>
     </w:p>
     <w:p>
@@ -1158,7 +1169,7 @@
         <w:t>31.</w:t>
       </w:r>
       <w:r>
-        <w:t xml:space="preserve"> Then Brahma, having pondered again and again all that he had seen and heard with his many eyes and ears, and holding it in great esteem, told it all to the chief gods, who had not seen or heard the Unborn One.</w:t>
+        <w:t xml:space="preserve"> Then Brahma, many-mouthed, many-eyed and many-eared, having pondered it again and holding it in great esteem, told the chief gods all that the Unborn [Brahma] had seen, the command he had received and what he had heard.</w:t>
       </w:r>
     </w:p>
     <w:p>
@@ -1206,7 +1217,7 @@
         <w:t>34.</w:t>
       </w:r>
       <w:r>
-        <w:t xml:space="preserve"> At that very moment there arose in Purushottama, whose only abode is Vrindavana, a certain desire that had remained unfulfilled — a special one among His pastimes:</w:t>
+        <w:t xml:space="preserve"> At that very moment there arose in Purushottama, whose only abode is Vrindavana, a certain desire — three cherished longings that had remained [unfulfilled] — a special one among His pastimes:</w:t>
       </w:r>
     </w:p>
     <w:p>
@@ -1272,7 +1283,7 @@
           <w:i w:val="0"/>
           <w:vertAlign w:val="superscript"/>
         </w:rPr>
-        <w:t>11</w:t>
+        <w:t>12</w:t>
       </w:r>
     </w:p>
     <w:p>
@@ -1288,7 +1299,7 @@
         <w:t>38.</w:t>
       </w:r>
       <w:r>
-        <w:t xml:space="preserve"> Therefore I shall surely assume the form of Radhika, come to earth, and especially taste My own sweetness, proper to the pastimes with the gopis."</w:t>
+        <w:t xml:space="preserve"> Therefore, unexpectedly assuming the form of Radhika, I shall come to earth and especially taste My own sweetness, proper to the pastimes with the gopis."</w:t>
       </w:r>
     </w:p>
     <w:p>
@@ -1312,7 +1323,7 @@
           <w:i w:val="0"/>
           <w:vertAlign w:val="superscript"/>
         </w:rPr>
-        <w:t>12</w:t>
+        <w:t>13</w:t>
       </w:r>
     </w:p>
     <w:p>
@@ -1344,7 +1355,7 @@
         <w:t>41.</w:t>
       </w:r>
       <w:r>
-        <w:t xml:space="preserve"> Nanda is known [there] as Jagannatha, and the mother who bore Me as one named Shachi. Becoming the child of these two, the lords of the island city,</w:t>
+        <w:t xml:space="preserve"> Nanda has been born as Jagannatha, and the mother who bore Me is one named Shachi. Becoming the child of these two, the lords of the town of Navadvipa,</w:t>
       </w:r>
       <w:r>
         <w:rPr>
@@ -1352,10 +1363,10 @@
           <w:i w:val="0"/>
           <w:vertAlign w:val="superscript"/>
         </w:rPr>
-        <w:t>13</w:t>
-      </w:r>
-      <w:r>
-        <w:t xml:space="preserve"> I am born on earth.</w:t>
+        <w:t>14</w:t>
+      </w:r>
+      <w:r>
+        <w:t xml:space="preserve"> I shall rise on earth.</w:t>
       </w:r>
     </w:p>
     <w:p>
@@ -1379,7 +1390,7 @@
           <w:i w:val="0"/>
           <w:vertAlign w:val="superscript"/>
         </w:rPr>
-        <w:t>14</w:t>
+        <w:t>15</w:t>
       </w:r>
     </w:p>
     <w:p>
@@ -1419,7 +1430,7 @@
           <w:i w:val="0"/>
           <w:vertAlign w:val="superscript"/>
         </w:rPr>
-        <w:t>15</w:t>
+        <w:t>16</w:t>
       </w:r>
       <w:r>
         <w:t xml:space="preserve"> has become known as Advaita Acharya; and Bala, coming somewhere in Gauda, is Nityananda, the avadhuta full of immeasurable bliss.</w:t>
@@ -1459,7 +1470,7 @@
           <w:i w:val="0"/>
           <w:vertAlign w:val="superscript"/>
         </w:rPr>
-        <w:t>16</w:t>
+        <w:t>17</w:t>
       </w:r>
     </w:p>
     <w:p>
@@ -1483,7 +1494,7 @@
           <w:i w:val="0"/>
           <w:vertAlign w:val="superscript"/>
         </w:rPr>
-        <w:t>17</w:t>
+        <w:t>18</w:t>
       </w:r>
     </w:p>
     <w:p>
@@ -1539,7 +1550,7 @@
           <w:i w:val="0"/>
           <w:vertAlign w:val="superscript"/>
         </w:rPr>
-        <w:t>18</w:t>
+        <w:t>19</w:t>
       </w:r>
       <w:r>
         <w:t xml:space="preserve"> along with Me, they — as moneylenders [seek out] debtors — by the manifest power of devotion to Me will make happy the fallen men, [eternal] debtors."</w:t>
@@ -1566,7 +1577,7 @@
           <w:i w:val="0"/>
           <w:vertAlign w:val="superscript"/>
         </w:rPr>
-        <w:t>19</w:t>
+        <w:t>20</w:t>
       </w:r>
     </w:p>
     <w:p>
@@ -1590,7 +1601,7 @@
           <w:i w:val="0"/>
           <w:vertAlign w:val="superscript"/>
         </w:rPr>
-        <w:t>20</w:t>
+        <w:t>21</w:t>
       </w:r>
     </w:p>
     <w:p>
@@ -1614,7 +1625,7 @@
           <w:i w:val="0"/>
           <w:vertAlign w:val="superscript"/>
         </w:rPr>
-        <w:t>21</w:t>
+        <w:t>22</w:t>
       </w:r>
       <w:r>
         <w:t xml:space="preserve"> of Purushottama's pastimes, body and abode.</w:t>
@@ -1633,7 +1644,7 @@
         <w:t>53.</w:t>
       </w:r>
       <w:r>
-        <w:t xml:space="preserve"> "Not by works, not by progeny," [says] the shruti, [and so say] many smritis; he upheld the superiority of devotion, rejecting even celebrated liberation.</w:t>
+        <w:t xml:space="preserve"> On the basis of the shruti "Not by works, not by progeny…" and of many smritis beginning with "Not [so] am I won…", he upheld the superiority of devotion, rejecting even celebrated liberation.</w:t>
       </w:r>
       <w:r>
         <w:rPr>
@@ -1641,7 +1652,7 @@
           <w:i w:val="0"/>
           <w:vertAlign w:val="superscript"/>
         </w:rPr>
-        <w:t>22</w:t>
+        <w:t>23</w:t>
       </w:r>
     </w:p>
     <w:p>
@@ -1681,7 +1692,7 @@
           <w:i w:val="0"/>
           <w:vertAlign w:val="superscript"/>
         </w:rPr>
-        <w:t>23</w:t>
+        <w:t>24</w:t>
       </w:r>
     </w:p>
     <w:p>
@@ -1697,7 +1708,7 @@
         <w:t>56.</w:t>
       </w:r>
       <w:r>
-        <w:t xml:space="preserve"> As he cried out, the Lord appeared in his heart and said: "Do not grieve, friend; soon I shall come to the town of Navadvipa."</w:t>
+        <w:t xml:space="preserve"> As he cried out, the Lord appeared in his heart and said: "Do not grieve, friend; soon we shall meet in the town of Navadvipa."</w:t>
       </w:r>
     </w:p>
     <w:p>
@@ -1737,7 +1748,7 @@
           <w:i w:val="0"/>
           <w:vertAlign w:val="superscript"/>
         </w:rPr>
-        <w:t>24</w:t>
+        <w:t>25</w:t>
       </w:r>
     </w:p>
     <w:p>
@@ -1761,7 +1772,7 @@
           <w:i w:val="0"/>
           <w:vertAlign w:val="superscript"/>
         </w:rPr>
-        <w:t>25</w:t>
+        <w:t>26</w:t>
       </w:r>
     </w:p>
     <w:p>
@@ -1790,7 +1801,7 @@
         <w:t>60.</w:t>
       </w:r>
       <w:r>
-        <w:t xml:space="preserve"> He did not stay in any chosen holy place of Aryavarta frequented by ascetics under vows — wandering, as befits the noble, he disappeared from sight. Therefore the Mishra again sank into the blinding darkness of great grief, and together with his wife ceaselessly cherished the hope of the rising of the Krishna-moon.</w:t>
+        <w:t xml:space="preserve"> He did not stay in any chosen holy place of Aryavarta frequented by ascetics under vows — wandering, as befits the noble, he settled nowhere. Therefore the Mishra again sank into the blinding darkness of great bewilderment, and together with his wife ceaselessly cherished the hope of the rising of the Krishna-moon.</w:t>
       </w:r>
     </w:p>
     <w:p>
@@ -1814,7 +1825,7 @@
           <w:i w:val="0"/>
           <w:vertAlign w:val="superscript"/>
         </w:rPr>
-        <w:t>26</w:t>
+        <w:t>27</w:t>
       </w:r>
     </w:p>
     <w:p>
@@ -1848,7 +1859,7 @@
           <w:i w:val="0"/>
           <w:vertAlign w:val="superscript"/>
         </w:rPr>
-        <w:t>27</w:t>
+        <w:t>28</w:t>
       </w:r>
     </w:p>
     <w:p>
@@ -2247,6 +2258,54 @@
         <w:rPr>
           <w:sz w:val="18"/>
         </w:rPr>
+        <w:t xml:space="preserve"> </w:t>
+      </w:r>
+      <w:r>
+        <w:rPr>
+          <w:b w:val="0"/>
+          <w:i/>
+          <w:sz w:val="18"/>
+        </w:rPr>
+        <w:t>Neha nānā</w:t>
+      </w:r>
+      <w:r>
+        <w:rPr>
+          <w:sz w:val="18"/>
+        </w:rPr>
+        <w:t xml:space="preserve"> alludes to the Upanishadic "there is no diversity whatsoever here" (</w:t>
+      </w:r>
+      <w:r>
+        <w:rPr>
+          <w:b w:val="0"/>
+          <w:i/>
+          <w:sz w:val="18"/>
+        </w:rPr>
+        <w:t>neha nānāsti kiñcana</w:t>
+      </w:r>
+      <w:r>
+        <w:rPr>
+          <w:sz w:val="18"/>
+        </w:rPr>
+        <w:t>, Brihad-aranyaka Up. 4.4.19; Katha Up. 2.1.11), on which the apophatic thinkers base the indescribability of the Supreme.</w:t>
+      </w:r>
+    </w:p>
+    <w:p>
+      <w:pPr>
+        <w:spacing w:after="60"/>
+        <w:ind w:left="283"/>
+      </w:pPr>
+      <w:r>
+        <w:rPr>
+          <w:b/>
+          <w:i w:val="0"/>
+          <w:sz w:val="18"/>
+        </w:rPr>
+        <w:t>10.</w:t>
+      </w:r>
+      <w:r>
+        <w:rPr>
+          <w:sz w:val="18"/>
+        </w:rPr>
         <w:t xml:space="preserve"> The number of valid means of knowledge (</w:t>
       </w:r>
       <w:r>
@@ -2275,7 +2334,7 @@
           <w:i w:val="0"/>
           <w:sz w:val="18"/>
         </w:rPr>
-        <w:t>10.</w:t>
+        <w:t>11.</w:t>
       </w:r>
       <w:r>
         <w:rPr>
@@ -2309,7 +2368,7 @@
           <w:i w:val="0"/>
           <w:sz w:val="18"/>
         </w:rPr>
-        <w:t>11.</w:t>
+        <w:t>12.</w:t>
       </w:r>
       <w:r>
         <w:rPr>
@@ -2329,13 +2388,13 @@
           <w:i w:val="0"/>
           <w:sz w:val="18"/>
         </w:rPr>
-        <w:t>12.</w:t>
-      </w:r>
-      <w:r>
-        <w:rPr>
-          <w:sz w:val="18"/>
-        </w:rPr>
-        <w:t xml:space="preserve"> Mukunda (Krishna) addresses Vishnu, who lies in the ocean. This is Govinda-deva's way of showing Vishnu's part in Krishna's descent; according to the CC (Adi 4), when Krishna appears, Vishnu the maintainer is present within Him and the yuga-dharma is preached through Him. In the poem Vishnu is then born as Vishvarupa (vv. 42, 59) — see note 14.</w:t>
+        <w:t>13.</w:t>
+      </w:r>
+      <w:r>
+        <w:rPr>
+          <w:sz w:val="18"/>
+        </w:rPr>
+        <w:t xml:space="preserve"> Mukunda (Krishna) addresses Vishnu, who lies in the ocean. This is Govinda-deva's way of showing Vishnu's part in Krishna's descent; according to the CC (Adi 4), when Krishna appears, Vishnu the maintainer is present within Him and the yuga-dharma is preached through Him. In the poem Vishnu is then born as Vishvarupa (vv. 42, 59) — see the note on v. 42.</w:t>
       </w:r>
     </w:p>
     <w:p>
@@ -2349,7 +2408,233 @@
           <w:i w:val="0"/>
           <w:sz w:val="18"/>
         </w:rPr>
-        <w:t>13.</w:t>
+        <w:t>14.</w:t>
+      </w:r>
+      <w:r>
+        <w:rPr>
+          <w:sz w:val="18"/>
+        </w:rPr>
+        <w:t xml:space="preserve"> The edition reads </w:t>
+      </w:r>
+      <w:r>
+        <w:rPr>
+          <w:b w:val="0"/>
+          <w:i/>
+          <w:sz w:val="18"/>
+        </w:rPr>
+        <w:t>tayor na yadvāpa-purādhipatyoḥ</w:t>
+      </w:r>
+      <w:r>
+        <w:rPr>
+          <w:sz w:val="18"/>
+        </w:rPr>
+        <w:t xml:space="preserve">, an evident misprint for </w:t>
+      </w:r>
+      <w:r>
+        <w:rPr>
+          <w:b w:val="0"/>
+          <w:i/>
+          <w:sz w:val="18"/>
+        </w:rPr>
+        <w:t>tayor navadvīpa-purādhipatyoḥ</w:t>
+      </w:r>
+      <w:r>
+        <w:rPr>
+          <w:sz w:val="18"/>
+        </w:rPr>
+        <w:t xml:space="preserve">, "of these two lords of the town of Navadvipa" (checked against the scan). </w:t>
+      </w:r>
+      <w:r>
+        <w:rPr>
+          <w:b w:val="0"/>
+          <w:i/>
+          <w:sz w:val="18"/>
+        </w:rPr>
+        <w:t>Bhuvīnditāsmi</w:t>
+      </w:r>
+      <w:r>
+        <w:rPr>
+          <w:sz w:val="18"/>
+        </w:rPr>
+        <w:t xml:space="preserve"> we take as a future ("I shall rise, appear on earth"), in agreement with v. 42.</w:t>
+      </w:r>
+    </w:p>
+    <w:p>
+      <w:pPr>
+        <w:spacing w:after="60"/>
+        <w:ind w:left="283"/>
+      </w:pPr>
+      <w:r>
+        <w:rPr>
+          <w:b/>
+          <w:i w:val="0"/>
+          <w:sz w:val="18"/>
+        </w:rPr>
+        <w:t>15.</w:t>
+      </w:r>
+      <w:r>
+        <w:rPr>
+          <w:sz w:val="18"/>
+        </w:rPr>
+        <w:t xml:space="preserve"> A peculiarity of the poem: Vishnu, whom Krishna addresses, becomes Vishvarupa, Gaura's elder brother. Neither the CC nor Karnapura says so: according to the </w:t>
+      </w:r>
+      <w:r>
+        <w:rPr>
+          <w:b w:val="0"/>
+          <w:i/>
+          <w:sz w:val="18"/>
+        </w:rPr>
+        <w:t>Gaura-ganoddesha-dipika</w:t>
+      </w:r>
+      <w:r>
+        <w:rPr>
+          <w:sz w:val="18"/>
+        </w:rPr>
+        <w:t>, Vishvarupa is Sankarshana (Baladeva), and according to the tradition followed by Bhaktisiddhanta, Vishvarupa after his departure entered into Nityananda.</w:t>
+      </w:r>
+    </w:p>
+    <w:p>
+      <w:pPr>
+        <w:spacing w:after="60"/>
+        <w:ind w:left="283"/>
+      </w:pPr>
+      <w:r>
+        <w:rPr>
+          <w:b/>
+          <w:i w:val="0"/>
+          <w:sz w:val="18"/>
+        </w:rPr>
+        <w:t>16.</w:t>
+      </w:r>
+      <w:r>
+        <w:rPr>
+          <w:sz w:val="18"/>
+        </w:rPr>
+        <w:t xml:space="preserve"> The edition (checked against the scan) clearly prints </w:t>
+      </w:r>
+      <w:r>
+        <w:rPr>
+          <w:b w:val="0"/>
+          <w:i/>
+          <w:sz w:val="18"/>
+        </w:rPr>
+        <w:t>śivaḥ śilāyāsya bhavasya</w:t>
+      </w:r>
+      <w:r>
+        <w:rPr>
+          <w:sz w:val="18"/>
+        </w:rPr>
+        <w:t xml:space="preserve">; the word </w:t>
+      </w:r>
+      <w:r>
+        <w:rPr>
+          <w:b w:val="0"/>
+          <w:i/>
+          <w:sz w:val="18"/>
+        </w:rPr>
+        <w:t>śilāyāsya</w:t>
+      </w:r>
+      <w:r>
+        <w:rPr>
+          <w:sz w:val="18"/>
+        </w:rPr>
+        <w:t xml:space="preserve"> is unclear (probably corrupt); perhaps Advaita's connection with the shalagrama stone (v. 55) is meant. On Advaita as Shiva (Sadashiva), cf. the </w:t>
+      </w:r>
+      <w:r>
+        <w:rPr>
+          <w:b w:val="0"/>
+          <w:i/>
+          <w:sz w:val="18"/>
+        </w:rPr>
+        <w:t>Gaura-ganoddesha-dipika</w:t>
+      </w:r>
+      <w:r>
+        <w:rPr>
+          <w:sz w:val="18"/>
+        </w:rPr>
+        <w:t>, where Advaita is Maha-Vishnu and also Sadashiva (CC Adi 6: Advaita is Maha-Vishnu, "non-different from Hari").</w:t>
+      </w:r>
+    </w:p>
+    <w:p>
+      <w:pPr>
+        <w:spacing w:after="60"/>
+        <w:ind w:left="283"/>
+      </w:pPr>
+      <w:r>
+        <w:rPr>
+          <w:b/>
+          <w:i w:val="0"/>
+          <w:sz w:val="18"/>
+        </w:rPr>
+        <w:t>17.</w:t>
+      </w:r>
+      <w:r>
+        <w:rPr>
+          <w:sz w:val="18"/>
+        </w:rPr>
+        <w:t xml:space="preserve"> The list of incarnations (vv. 44–46) partly agrees with Karnapura's </w:t>
+      </w:r>
+      <w:r>
+        <w:rPr>
+          <w:b w:val="0"/>
+          <w:i/>
+          <w:sz w:val="18"/>
+        </w:rPr>
+        <w:t>Gaura-ganoddesha-dipika</w:t>
+      </w:r>
+      <w:r>
+        <w:rPr>
+          <w:sz w:val="18"/>
+        </w:rPr>
+        <w:t xml:space="preserve"> (Haridasa — Brahma; Keshava Bharati — Sandipani; Sita — Yogamaya, i.e. Paurnamasi), partly differs from it: according to the GGD, Prataparudra is King Indradyumna, not Indra. </w:t>
+      </w:r>
+      <w:r>
+        <w:rPr>
+          <w:b w:val="0"/>
+          <w:i/>
+          <w:sz w:val="18"/>
+        </w:rPr>
+        <w:t>Sītā-prasūḥ</w:t>
+      </w:r>
+      <w:r>
+        <w:rPr>
+          <w:sz w:val="18"/>
+        </w:rPr>
+        <w:t xml:space="preserve"> may also be read differently: "Sita and his [Advaita's] mother".</w:t>
+      </w:r>
+    </w:p>
+    <w:p>
+      <w:pPr>
+        <w:spacing w:after="60"/>
+        <w:ind w:left="283"/>
+      </w:pPr>
+      <w:r>
+        <w:rPr>
+          <w:b/>
+          <w:i w:val="0"/>
+          <w:sz w:val="18"/>
+        </w:rPr>
+        <w:t>18.</w:t>
+      </w:r>
+      <w:r>
+        <w:rPr>
+          <w:sz w:val="18"/>
+        </w:rPr>
+        <w:t xml:space="preserve"> "To You" — to Vishnu, whom Krishna is addressing. Srivasa as Narada agrees with the GGD. Tumburu is the celestial singer, Narada's companion; according to the GGD, however, Ramananda Raya is Arjuna (and the gopi Arjuniya), not Tumburu.</w:t>
+      </w:r>
+    </w:p>
+    <w:p>
+      <w:pPr>
+        <w:spacing w:after="60"/>
+        <w:ind w:left="283"/>
+      </w:pPr>
+      <w:r>
+        <w:rPr>
+          <w:b/>
+          <w:i w:val="0"/>
+          <w:sz w:val="18"/>
+        </w:rPr>
+        <w:t>19.</w:t>
       </w:r>
       <w:r>
         <w:rPr>
@@ -2363,13 +2648,13 @@
           <w:i/>
           <w:sz w:val="18"/>
         </w:rPr>
-        <w:t>Dvāpa-pura</w:t>
-      </w:r>
-      <w:r>
-        <w:rPr>
-          <w:sz w:val="18"/>
-        </w:rPr>
-        <w:t xml:space="preserve"> — probably "the city on the island", i.e. Navadvipa ("nine islands"); the text may be corrupt.</w:t>
+        <w:t>Samayā samudram</w:t>
+      </w:r>
+      <w:r>
+        <w:rPr>
+          <w:sz w:val="18"/>
+        </w:rPr>
+        <w:t>, "by the ocean", i.e. at Nilachala (Puri), where the associates will gather around the Lord.</w:t>
       </w:r>
     </w:p>
     <w:p>
@@ -2383,13 +2668,33 @@
           <w:i w:val="0"/>
           <w:sz w:val="18"/>
         </w:rPr>
-        <w:t>14.</w:t>
-      </w:r>
-      <w:r>
-        <w:rPr>
-          <w:sz w:val="18"/>
-        </w:rPr>
-        <w:t xml:space="preserve"> A peculiarity of the poem: Vishnu, whom Krishna addresses, becomes Vishvarupa, Gaura's elder brother. Neither the CC nor Karnapura says so: according to the </w:t>
+        <w:t>20.</w:t>
+      </w:r>
+      <w:r>
+        <w:rPr>
+          <w:sz w:val="18"/>
+        </w:rPr>
+        <w:t xml:space="preserve"> That is, Vishnu, the maintainer of the world, accepted Krishna's design: the external purpose (removing the Earth's burden) will be fulfilled together with the internal one.</w:t>
+      </w:r>
+    </w:p>
+    <w:p>
+      <w:pPr>
+        <w:spacing w:after="60"/>
+        <w:ind w:left="283"/>
+      </w:pPr>
+      <w:r>
+        <w:rPr>
+          <w:b/>
+          <w:i w:val="0"/>
+          <w:sz w:val="18"/>
+        </w:rPr>
+        <w:t>21.</w:t>
+      </w:r>
+      <w:r>
+        <w:rPr>
+          <w:sz w:val="18"/>
+        </w:rPr>
+        <w:t xml:space="preserve"> The edition reads </w:t>
       </w:r>
       <w:r>
         <w:rPr>
@@ -2397,13 +2702,27 @@
           <w:i/>
           <w:sz w:val="18"/>
         </w:rPr>
-        <w:t>Gaura-ganoddesha-dipika</w:t>
-      </w:r>
-      <w:r>
-        <w:rPr>
-          <w:sz w:val="18"/>
-        </w:rPr>
-        <w:t>, Vishvarupa is Sankarshana (Baladeva), and according to the tradition followed by Bhaktisiddhanta, Vishvarupa after his departure entered into Nityananda.</w:t>
+        <w:t>mārikānām</w:t>
+      </w:r>
+      <w:r>
+        <w:rPr>
+          <w:sz w:val="18"/>
+        </w:rPr>
+        <w:t xml:space="preserve">, evidently a misprint for </w:t>
+      </w:r>
+      <w:r>
+        <w:rPr>
+          <w:b w:val="0"/>
+          <w:i/>
+          <w:sz w:val="18"/>
+        </w:rPr>
+        <w:t>māyikānām</w:t>
+      </w:r>
+      <w:r>
+        <w:rPr>
+          <w:sz w:val="18"/>
+        </w:rPr>
+        <w:t xml:space="preserve"> ("Mayavadis", followers of the doctrine of maya). On Advaita's preaching before the Lord's appearance see CC Adi 3, 13.</w:t>
       </w:r>
     </w:p>
     <w:p>
@@ -2417,13 +2736,13 @@
           <w:i w:val="0"/>
           <w:sz w:val="18"/>
         </w:rPr>
-        <w:t>15.</w:t>
-      </w:r>
-      <w:r>
-        <w:rPr>
-          <w:sz w:val="18"/>
-        </w:rPr>
-        <w:t xml:space="preserve"> The word </w:t>
+        <w:t>22.</w:t>
+      </w:r>
+      <w:r>
+        <w:rPr>
+          <w:sz w:val="18"/>
+        </w:rPr>
+        <w:t xml:space="preserve"> The edition (checked against the scan) reads </w:t>
       </w:r>
       <w:r>
         <w:rPr>
@@ -2431,13 +2750,13 @@
           <w:i/>
           <w:sz w:val="18"/>
         </w:rPr>
-        <w:t>śilāyāsya</w:t>
-      </w:r>
-      <w:r>
-        <w:rPr>
-          <w:sz w:val="18"/>
-        </w:rPr>
-        <w:t xml:space="preserve"> in the edition is unclear (probably corrupt); perhaps Advaita's connection with the shalagrama stone (v. 55) is meant. On Advaita as Shiva (Sadashiva), cf. the </w:t>
+        <w:t>sa prākṛtatvam</w:t>
+      </w:r>
+      <w:r>
+        <w:rPr>
+          <w:sz w:val="18"/>
+        </w:rPr>
+        <w:t xml:space="preserve"> ("materiality"), but the sense requires </w:t>
       </w:r>
       <w:r>
         <w:rPr>
@@ -2445,13 +2764,27 @@
           <w:i/>
           <w:sz w:val="18"/>
         </w:rPr>
-        <w:t>Gaura-ganoddesha-dipika</w:t>
-      </w:r>
-      <w:r>
-        <w:rPr>
-          <w:sz w:val="18"/>
-        </w:rPr>
-        <w:t>, where Advaita is Maha-Vishnu and also Sadashiva (CC Adi 6: Advaita is Maha-Vishnu, "non-different from Hari").</w:t>
+        <w:t>so 'prākṛtatvam</w:t>
+      </w:r>
+      <w:r>
+        <w:rPr>
+          <w:sz w:val="18"/>
+        </w:rPr>
+        <w:t xml:space="preserve"> (the elision sign omitted), "non-material, transcendental nature": the teaching that the Lord's pastimes, body and abode are not material is one of the foundations of Gaudiya Vaishnava theology (cf. Bhaktisiddhanta on </w:t>
+      </w:r>
+      <w:r>
+        <w:rPr>
+          <w:b w:val="0"/>
+          <w:i/>
+          <w:sz w:val="18"/>
+        </w:rPr>
+        <w:t>aprakrita</w:t>
+      </w:r>
+      <w:r>
+        <w:rPr>
+          <w:sz w:val="18"/>
+        </w:rPr>
+        <w:t>). We translate according to the sense.</w:t>
       </w:r>
     </w:p>
     <w:p>
@@ -2465,13 +2798,13 @@
           <w:i w:val="0"/>
           <w:sz w:val="18"/>
         </w:rPr>
-        <w:t>16.</w:t>
-      </w:r>
-      <w:r>
-        <w:rPr>
-          <w:sz w:val="18"/>
-        </w:rPr>
-        <w:t xml:space="preserve"> The list of incarnations (vv. 44–46) partly agrees with Karnapura's </w:t>
+        <w:t>23.</w:t>
+      </w:r>
+      <w:r>
+        <w:rPr>
+          <w:sz w:val="18"/>
+        </w:rPr>
+        <w:t xml:space="preserve"> A quotation from the </w:t>
       </w:r>
       <w:r>
         <w:rPr>
@@ -2479,13 +2812,13 @@
           <w:i/>
           <w:sz w:val="18"/>
         </w:rPr>
-        <w:t>Gaura-ganoddesha-dipika</w:t>
-      </w:r>
-      <w:r>
-        <w:rPr>
-          <w:sz w:val="18"/>
-        </w:rPr>
-        <w:t xml:space="preserve"> (Haridasa — Brahma; Keshava Bharati — Sandipani; Sita — Yogamaya, i.e. Paurnamasi), partly differs from it: according to the GGD, Prataparudra is King Indradyumna, not Indra. </w:t>
+        <w:t>Mahanarayana Upanishad</w:t>
+      </w:r>
+      <w:r>
+        <w:rPr>
+          <w:sz w:val="18"/>
+        </w:rPr>
+        <w:t xml:space="preserve"> (</w:t>
       </w:r>
       <w:r>
         <w:rPr>
@@ -2493,13 +2826,41 @@
           <w:i/>
           <w:sz w:val="18"/>
         </w:rPr>
-        <w:t>Sītā-prasūḥ</w:t>
-      </w:r>
-      <w:r>
-        <w:rPr>
-          <w:sz w:val="18"/>
-        </w:rPr>
-        <w:t xml:space="preserve"> may also be read differently: "Sita and his [Advaita's] mother".</w:t>
+        <w:t>na karmaṇā na prajayā dhanena tyāgenaike amṛtatvam ānaśuḥ</w:t>
+      </w:r>
+      <w:r>
+        <w:rPr>
+          <w:sz w:val="18"/>
+        </w:rPr>
+        <w:t xml:space="preserve">, "not by works, not by progeny, not by wealth — by renunciation alone some attained immortality"), turned here into an argument for bhakti. </w:t>
+      </w:r>
+      <w:r>
+        <w:rPr>
+          <w:b w:val="0"/>
+          <w:i/>
+          <w:sz w:val="18"/>
+        </w:rPr>
+        <w:t>Na sādhyayaty-ādi</w:t>
+      </w:r>
+      <w:r>
+        <w:rPr>
+          <w:sz w:val="18"/>
+        </w:rPr>
+        <w:t xml:space="preserve"> (so the edition, with a misprint) is </w:t>
+      </w:r>
+      <w:r>
+        <w:rPr>
+          <w:b w:val="0"/>
+          <w:i/>
+          <w:sz w:val="18"/>
+        </w:rPr>
+        <w:t>na sādhayaty-ādi</w:t>
+      </w:r>
+      <w:r>
+        <w:rPr>
+          <w:sz w:val="18"/>
+        </w:rPr>
+        <w:t>: the opening of Bhag. 11.14.20, "Neither yoga, nor sankhya, nor dharma wins Me… as does strong devotion to Me", the chief smriti on the supremacy of bhakti.</w:t>
       </w:r>
     </w:p>
     <w:p>
@@ -2513,13 +2874,13 @@
           <w:i w:val="0"/>
           <w:sz w:val="18"/>
         </w:rPr>
-        <w:t>17.</w:t>
-      </w:r>
-      <w:r>
-        <w:rPr>
-          <w:sz w:val="18"/>
-        </w:rPr>
-        <w:t xml:space="preserve"> "To You" — to Vishnu, whom Krishna is addressing. Srivasa as Narada agrees with the GGD. Tumburu is the celestial singer, Narada's companion; according to the GGD, however, Ramananda Raya is Arjuna (and the gopi Arjuniya), not Tumburu.</w:t>
+        <w:t>24.</w:t>
+      </w:r>
+      <w:r>
+        <w:rPr>
+          <w:sz w:val="18"/>
+        </w:rPr>
+        <w:t xml:space="preserve"> Cf. CC Adi 3 (closing verses): Advaita, seeing the world devoid of devotion, worships the shalagrama with Ganga water and tulasi leaves and loudly calls on Krishna. Govinda-deva adds the Lord's reply in Advaita's heart (v. 56).</w:t>
       </w:r>
     </w:p>
     <w:p>
@@ -2533,13 +2894,33 @@
           <w:i w:val="0"/>
           <w:sz w:val="18"/>
         </w:rPr>
-        <w:t>18.</w:t>
-      </w:r>
-      <w:r>
-        <w:rPr>
-          <w:sz w:val="18"/>
-        </w:rPr>
-        <w:t xml:space="preserve"> </w:t>
+        <w:t>25.</w:t>
+      </w:r>
+      <w:r>
+        <w:rPr>
+          <w:sz w:val="18"/>
+        </w:rPr>
+        <w:t xml:space="preserve"> CC Adi 13: eight daughters were born to Jagannatha Mishra and Shachi and died; then Vishvarupa was born.</w:t>
+      </w:r>
+    </w:p>
+    <w:p>
+      <w:pPr>
+        <w:spacing w:after="60"/>
+        <w:ind w:left="283"/>
+      </w:pPr>
+      <w:r>
+        <w:rPr>
+          <w:b/>
+          <w:i w:val="0"/>
+          <w:sz w:val="18"/>
+        </w:rPr>
+        <w:t>26.</w:t>
+      </w:r>
+      <w:r>
+        <w:rPr>
+          <w:sz w:val="18"/>
+        </w:rPr>
+        <w:t xml:space="preserve"> Here (v. 59) Govinda-deva means the birth of Vishvarupa as the descent of Vishnu: "Vishnu descended in his wife; and he, Vishvarupa (</w:t>
       </w:r>
       <w:r>
         <w:rPr>
@@ -2547,13 +2928,13 @@
           <w:i/>
           <w:sz w:val="18"/>
         </w:rPr>
-        <w:t>Samayā samudram</w:t>
-      </w:r>
-      <w:r>
-        <w:rPr>
-          <w:sz w:val="18"/>
-        </w:rPr>
-        <w:t>, "by the ocean", i.e. at Nilachala (Puri), where the associates will gather around the Lord.</w:t>
+        <w:t>sa ca … viśvarūpaḥ</w:t>
+      </w:r>
+      <w:r>
+        <w:rPr>
+          <w:sz w:val="18"/>
+        </w:rPr>
+        <w:t>)…" (cf. v. 42). On Vishvarupa's sannyasa see CC Adi 13, 15.</w:t>
       </w:r>
     </w:p>
     <w:p>
@@ -2567,13 +2948,13 @@
           <w:i w:val="0"/>
           <w:sz w:val="18"/>
         </w:rPr>
-        <w:t>19.</w:t>
-      </w:r>
-      <w:r>
-        <w:rPr>
-          <w:sz w:val="18"/>
-        </w:rPr>
-        <w:t xml:space="preserve"> That is, Vishnu, the maintainer of the world, accepted Krishna's design: the external purpose (removing the Earth's burden) will be fulfilled together with the internal one.</w:t>
+        <w:t>27.</w:t>
+      </w:r>
+      <w:r>
+        <w:rPr>
+          <w:sz w:val="18"/>
+        </w:rPr>
+        <w:t xml:space="preserve"> CC Adi 13: in the month of Magha, Shaka 1406, the Lord entered the bodies of Jagannatha and Shachi; their house was filled with abundance, and Mishra and Shachi perceived wonderful signs.</w:t>
       </w:r>
     </w:p>
     <w:p>
@@ -2587,259 +2968,7 @@
           <w:i w:val="0"/>
           <w:sz w:val="18"/>
         </w:rPr>
-        <w:t>20.</w:t>
-      </w:r>
-      <w:r>
-        <w:rPr>
-          <w:sz w:val="18"/>
-        </w:rPr>
-        <w:t xml:space="preserve"> The edition reads </w:t>
-      </w:r>
-      <w:r>
-        <w:rPr>
-          <w:b w:val="0"/>
-          <w:i/>
-          <w:sz w:val="18"/>
-        </w:rPr>
-        <w:t>mārikānām</w:t>
-      </w:r>
-      <w:r>
-        <w:rPr>
-          <w:sz w:val="18"/>
-        </w:rPr>
-        <w:t xml:space="preserve">, evidently a misprint for </w:t>
-      </w:r>
-      <w:r>
-        <w:rPr>
-          <w:b w:val="0"/>
-          <w:i/>
-          <w:sz w:val="18"/>
-        </w:rPr>
-        <w:t>māyikānām</w:t>
-      </w:r>
-      <w:r>
-        <w:rPr>
-          <w:sz w:val="18"/>
-        </w:rPr>
-        <w:t xml:space="preserve"> ("Mayavadis", followers of the doctrine of maya). On Advaita's preaching before the Lord's appearance see CC Adi 3, 13.</w:t>
-      </w:r>
-    </w:p>
-    <w:p>
-      <w:pPr>
-        <w:spacing w:after="60"/>
-        <w:ind w:left="283"/>
-      </w:pPr>
-      <w:r>
-        <w:rPr>
-          <w:b/>
-          <w:i w:val="0"/>
-          <w:sz w:val="18"/>
-        </w:rPr>
-        <w:t>21.</w:t>
-      </w:r>
-      <w:r>
-        <w:rPr>
-          <w:sz w:val="18"/>
-        </w:rPr>
-        <w:t xml:space="preserve"> The edition reads </w:t>
-      </w:r>
-      <w:r>
-        <w:rPr>
-          <w:b w:val="0"/>
-          <w:i/>
-          <w:sz w:val="18"/>
-        </w:rPr>
-        <w:t>sa prākṛtatvam</w:t>
-      </w:r>
-      <w:r>
-        <w:rPr>
-          <w:sz w:val="18"/>
-        </w:rPr>
-        <w:t xml:space="preserve"> ("materiality"), but the sense requires </w:t>
-      </w:r>
-      <w:r>
-        <w:rPr>
-          <w:b w:val="0"/>
-          <w:i/>
-          <w:sz w:val="18"/>
-        </w:rPr>
-        <w:t>aprākṛtatvam</w:t>
-      </w:r>
-      <w:r>
-        <w:rPr>
-          <w:sz w:val="18"/>
-        </w:rPr>
-        <w:t xml:space="preserve">, "non-material, transcendental nature": the teaching that the Lord's pastimes, body and abode are not material is one of the foundations of Gaudiya Vaishnava theology (cf. Bhaktisiddhanta on </w:t>
-      </w:r>
-      <w:r>
-        <w:rPr>
-          <w:b w:val="0"/>
-          <w:i/>
-          <w:sz w:val="18"/>
-        </w:rPr>
-        <w:t>aprakrita</w:t>
-      </w:r>
-      <w:r>
-        <w:rPr>
-          <w:sz w:val="18"/>
-        </w:rPr>
-        <w:t>). We translate according to the sense.</w:t>
-      </w:r>
-    </w:p>
-    <w:p>
-      <w:pPr>
-        <w:spacing w:after="60"/>
-        <w:ind w:left="283"/>
-      </w:pPr>
-      <w:r>
-        <w:rPr>
-          <w:b/>
-          <w:i w:val="0"/>
-          <w:sz w:val="18"/>
-        </w:rPr>
-        <w:t>22.</w:t>
-      </w:r>
-      <w:r>
-        <w:rPr>
-          <w:sz w:val="18"/>
-        </w:rPr>
-        <w:t xml:space="preserve"> A quotation from the </w:t>
-      </w:r>
-      <w:r>
-        <w:rPr>
-          <w:b w:val="0"/>
-          <w:i/>
-          <w:sz w:val="18"/>
-        </w:rPr>
-        <w:t>Mahanarayana Upanishad</w:t>
-      </w:r>
-      <w:r>
-        <w:rPr>
-          <w:sz w:val="18"/>
-        </w:rPr>
-        <w:t xml:space="preserve"> (</w:t>
-      </w:r>
-      <w:r>
-        <w:rPr>
-          <w:b w:val="0"/>
-          <w:i/>
-          <w:sz w:val="18"/>
-        </w:rPr>
-        <w:t>na karmaṇā na prajayā dhanena tyāgenaike amṛtatvam ānaśuḥ</w:t>
-      </w:r>
-      <w:r>
-        <w:rPr>
-          <w:sz w:val="18"/>
-        </w:rPr>
-        <w:t xml:space="preserve">, "not by works, not by progeny, not by wealth — by renunciation alone some attained immortality"), turned here into an argument for bhakti. The words </w:t>
-      </w:r>
-      <w:r>
-        <w:rPr>
-          <w:b w:val="0"/>
-          <w:i/>
-          <w:sz w:val="18"/>
-        </w:rPr>
-        <w:t>na sādhyayaty ādi</w:t>
-      </w:r>
-      <w:r>
-        <w:rPr>
-          <w:sz w:val="18"/>
-        </w:rPr>
-        <w:t xml:space="preserve"> are corrupt.</w:t>
-      </w:r>
-    </w:p>
-    <w:p>
-      <w:pPr>
-        <w:spacing w:after="60"/>
-        <w:ind w:left="283"/>
-      </w:pPr>
-      <w:r>
-        <w:rPr>
-          <w:b/>
-          <w:i w:val="0"/>
-          <w:sz w:val="18"/>
-        </w:rPr>
-        <w:t>23.</w:t>
-      </w:r>
-      <w:r>
-        <w:rPr>
-          <w:sz w:val="18"/>
-        </w:rPr>
-        <w:t xml:space="preserve"> Cf. CC Adi 3 (closing verses): Advaita, seeing the world devoid of devotion, worships the shalagrama with Ganga water and tulasi leaves and loudly calls on Krishna. Govinda-deva adds the Lord's reply in Advaita's heart (v. 56).</w:t>
-      </w:r>
-    </w:p>
-    <w:p>
-      <w:pPr>
-        <w:spacing w:after="60"/>
-        <w:ind w:left="283"/>
-      </w:pPr>
-      <w:r>
-        <w:rPr>
-          <w:b/>
-          <w:i w:val="0"/>
-          <w:sz w:val="18"/>
-        </w:rPr>
-        <w:t>24.</w:t>
-      </w:r>
-      <w:r>
-        <w:rPr>
-          <w:sz w:val="18"/>
-        </w:rPr>
-        <w:t xml:space="preserve"> CC Adi 13: eight daughters were born to Jagannatha Mishra and Shachi and died; then Vishvarupa was born.</w:t>
-      </w:r>
-    </w:p>
-    <w:p>
-      <w:pPr>
-        <w:spacing w:after="60"/>
-        <w:ind w:left="283"/>
-      </w:pPr>
-      <w:r>
-        <w:rPr>
-          <w:b/>
-          <w:i w:val="0"/>
-          <w:sz w:val="18"/>
-        </w:rPr>
-        <w:t>25.</w:t>
-      </w:r>
-      <w:r>
-        <w:rPr>
-          <w:sz w:val="18"/>
-        </w:rPr>
-        <w:t xml:space="preserve"> Here (v. 59) Govinda-deva apparently means the birth of Vishvarupa as the descent of Vishnu (cf. v. 42). On Vishvarupa's sannyasa see CC Adi 13, 15.</w:t>
-      </w:r>
-    </w:p>
-    <w:p>
-      <w:pPr>
-        <w:spacing w:after="60"/>
-        <w:ind w:left="283"/>
-      </w:pPr>
-      <w:r>
-        <w:rPr>
-          <w:b/>
-          <w:i w:val="0"/>
-          <w:sz w:val="18"/>
-        </w:rPr>
-        <w:t>26.</w:t>
-      </w:r>
-      <w:r>
-        <w:rPr>
-          <w:sz w:val="18"/>
-        </w:rPr>
-        <w:t xml:space="preserve"> CC Adi 13: in the month of Magha, Shaka 1406, the Lord entered the bodies of Jagannatha and Shachi; their house was filled with abundance, and Mishra and Shachi perceived wonderful signs.</w:t>
-      </w:r>
-    </w:p>
-    <w:p>
-      <w:pPr>
-        <w:spacing w:after="60"/>
-        <w:ind w:left="283"/>
-      </w:pPr>
-      <w:r>
-        <w:rPr>
-          <w:b/>
-          <w:i w:val="0"/>
-          <w:sz w:val="18"/>
-        </w:rPr>
-        <w:t>27.</w:t>
+        <w:t>28.</w:t>
       </w:r>
       <w:r>
         <w:rPr>
@@ -3001,7 +3130,7 @@
         <w:t>5.</w:t>
       </w:r>
       <w:r>
-        <w:t xml:space="preserve"> After some days, she saw at night that her womb shone like the sky, and slowly told her husband of this wonder, beyond the minds of those who dwell on earth.</w:t>
+        <w:t xml:space="preserve"> After some days, she saw at night celestials praising [the child in her] womb, and softly told her husband of this wonder, beyond the minds of those who dwell on earth.</w:t>
       </w:r>
     </w:p>
     <w:p>
@@ -3121,7 +3250,7 @@
         <w:t>12.</w:t>
       </w:r>
       <w:r>
-        <w:t xml:space="preserve"> The tithi of the Phalguna full moon arrived; the moon, lord of the Phalguni asterism, shone with blazing rays; Leo [was rising], and the year [of the] Shaka [era] reached one thousand four hundred and seven.</w:t>
+        <w:t xml:space="preserve"> The tithi of the Phalguna full moon arrived; the moon, lord of the Phalguni asterism, having entered Leo, adorned it, shining with blazing rays; and the year [of the] Shaka [era] reached one thousand four hundred and seven.</w:t>
       </w:r>
       <w:r>
         <w:rPr>
@@ -3246,7 +3375,7 @@
         <w:t>18.</w:t>
       </w:r>
       <w:r>
-        <w:t xml:space="preserve"> Then the women, now His own kin, joyfully brought [the Infant] out, having cut the cord in the birth chamber; and people gave gifts in many ways, bathing in the waters of the Ganga on the pretext of the eclipse.</w:t>
+        <w:t xml:space="preserve"> Then the women, now His own kin, joyfully brought [the Infant], His cord now cut, into the birth chamber; and people gave gifts in many ways, bathing in the waters of the Ganga on the pretext of the eclipse.</w:t>
       </w:r>
       <w:r>
         <w:rPr>
@@ -3350,7 +3479,7 @@
         <w:t>23.</w:t>
       </w:r>
       <w:r>
-        <w:t xml:space="preserve"> The brahmin women bowed to her who had come to the house of the wife of the king of the twice-born and told her what fate had done; and, distressed like female chakravakas,</w:t>
+        <w:t xml:space="preserve"> The brahmin women bowed to her, the wife of the king of the twice-born, who had come to the house, and told her what fate had done; and, distressed like female chakravakas,</w:t>
       </w:r>
       <w:r>
         <w:rPr>
@@ -3845,7 +3974,7 @@
         <w:t>49.</w:t>
       </w:r>
       <w:r>
-        <w:t xml:space="preserve"> When He had begun to crawl slowly about on His knees and hands, on an auspicious day He delighted His parents by tasting soft rice with milk.</w:t>
+        <w:t xml:space="preserve"> When He, with two little teeth, had begun to crawl slowly about on His knees and hands, on an auspicious day He delighted His parents by tasting soft rice with milk.</w:t>
       </w:r>
     </w:p>
     <w:p>
@@ -3965,7 +4094,7 @@
         <w:t>56.</w:t>
       </w:r>
       <w:r>
-        <w:t xml:space="preserve"> marked with signs: the wheel-line, flag, thunderbolt, jambu fruit, goad, lotus, svastika, barleycorn, leaf, pennant, octagon, chariot, waterpot, cow's hoofprint, triangle, fish, conch, banyan, moon and bow —</w:t>
+        <w:t xml:space="preserve"> marked with signs: the wheel-line, flag, thunderbolt, jambu fruit, goad, lotus, svastika, barleycorn, umbrella, pennant, octagon, chariot, cloth (?), cow's hoofprint, triangle, fish, conch, banyan, moon and bow —</w:t>
       </w:r>
     </w:p>
     <w:p>
@@ -4021,7 +4150,7 @@
         <w:t>59.</w:t>
       </w:r>
       <w:r>
-        <w:t xml:space="preserve"> Seeing in the Infant's limbs fineness in five, length and redness in seven, prominence in six, and depth, shortness and breadth in three, [he said]:</w:t>
+        <w:t xml:space="preserve"> Seeing in the Infant's limbs fineness and length in five, redness in seven, prominence in six, and depth, shortness and breadth in three, [he said]:</w:t>
       </w:r>
       <w:r>
         <w:rPr>
@@ -4045,7 +4174,7 @@
         <w:t>60.</w:t>
       </w:r>
       <w:r>
-        <w:t xml:space="preserve"> "Therefore this Hari who has been born is a great personality (</w:t>
+        <w:t xml:space="preserve"> "Therefore He is a great personality (</w:t>
       </w:r>
       <w:r>
         <w:rPr>
@@ -4055,7 +4184,7 @@
         <w:t>mahapurusha</w:t>
       </w:r>
       <w:r>
-        <w:t>); there is no other deliverer for you from the sufferings of the world. Serve His lotus feet with an undoubting heart — He is your treasure here."</w:t>
+        <w:t>): Hari Himself has been born; there is no other deliverer for you from the sufferings of the world. Serve His lotus feet with an undoubting heart — He is your treasure here."</w:t>
       </w:r>
     </w:p>
     <w:p>
@@ -4202,13 +4331,73 @@
           <w:i/>
           <w:sz w:val="18"/>
         </w:rPr>
-        <w:t>abdhi</w:t>
-      </w:r>
-      <w:r>
-        <w:rPr>
-          <w:sz w:val="18"/>
-        </w:rPr>
-        <w:t xml:space="preserve"> "ocean" = 7 (the seven oceans), </w:t>
+        <w:t>abdhy-adhikaṃ jagac-chatam</w:t>
+      </w:r>
+      <w:r>
+        <w:rPr>
+          <w:sz w:val="18"/>
+        </w:rPr>
+        <w:t>, "hundreds of 'worlds' [14] increased by 'oceans' [7]", i.e. Shaka 1407 (February 1486 CE). The moon in purva-phalguni stands in the sign of Leo. CC Adi 13: the Lord appeared in Shaka 1407, on the Phalguna full moon, in the evening, in simha-lagna (the sign of Leo).</w:t>
+      </w:r>
+    </w:p>
+    <w:p>
+      <w:pPr>
+        <w:spacing w:after="60"/>
+        <w:ind w:left="283"/>
+      </w:pPr>
+      <w:r>
+        <w:rPr>
+          <w:b/>
+          <w:i w:val="0"/>
+          <w:sz w:val="18"/>
+        </w:rPr>
+        <w:t>4.</w:t>
+      </w:r>
+      <w:r>
+        <w:rPr>
+          <w:sz w:val="18"/>
+        </w:rPr>
+        <w:t xml:space="preserve"> Birth during a lunar eclipse — CC Adi 13: Rahu swallowed the moon, and during the eclipse all the people loudly chanted "Hari! Hari!" The poet plays on this: seeing the new, flawless Moon (Gaura), darkness out of shame swallowed the old, spotted moon.</w:t>
+      </w:r>
+    </w:p>
+    <w:p>
+      <w:pPr>
+        <w:spacing w:after="60"/>
+        <w:ind w:left="283"/>
+      </w:pPr>
+      <w:r>
+        <w:rPr>
+          <w:b/>
+          <w:i w:val="0"/>
+          <w:sz w:val="18"/>
+        </w:rPr>
+        <w:t>5.</w:t>
+      </w:r>
+      <w:r>
+        <w:rPr>
+          <w:sz w:val="18"/>
+        </w:rPr>
+        <w:t xml:space="preserve"> CC Adi 13: during the eclipse people bathed in the Ganga and gave alms, chanting the names of Hari.</w:t>
+      </w:r>
+    </w:p>
+    <w:p>
+      <w:pPr>
+        <w:spacing w:after="60"/>
+        <w:ind w:left="283"/>
+      </w:pPr>
+      <w:r>
+        <w:rPr>
+          <w:b/>
+          <w:i w:val="0"/>
+          <w:sz w:val="18"/>
+        </w:rPr>
+        <w:t>6.</w:t>
+      </w:r>
+      <w:r>
+        <w:rPr>
+          <w:sz w:val="18"/>
+        </w:rPr>
+        <w:t xml:space="preserve"> The beginning of a story absent from the CC: the Infant refuses the breast until Shachi receives the mantra from Advaita (vv. 19–32). This is the "legend of Shachi's initiation by Advaita" that scholars name as Govinda-deva's chief independent addition. A similar story is found in the </w:t>
       </w:r>
       <w:r>
         <w:rPr>
@@ -4216,13 +4405,13 @@
           <w:i/>
           <w:sz w:val="18"/>
         </w:rPr>
-        <w:t>jagat-śata</w:t>
-      </w:r>
-      <w:r>
-        <w:rPr>
-          <w:sz w:val="18"/>
-        </w:rPr>
-        <w:t xml:space="preserve"> = 1400 — i.e. Shaka 1407 (February 1486 CE). CC Adi 13: the Lord appeared in Shaka 1407, on the Phalguna full moon, in the evening, in simha-lagna (the sign of Leo).</w:t>
+        <w:t>Advaita-prakasha</w:t>
+      </w:r>
+      <w:r>
+        <w:rPr>
+          <w:sz w:val="18"/>
+        </w:rPr>
+        <w:t>, where Advaita initiates Mishra and Shachi.</w:t>
       </w:r>
     </w:p>
     <w:p>
@@ -4236,13 +4425,13 @@
           <w:i w:val="0"/>
           <w:sz w:val="18"/>
         </w:rPr>
-        <w:t>4.</w:t>
-      </w:r>
-      <w:r>
-        <w:rPr>
-          <w:sz w:val="18"/>
-        </w:rPr>
-        <w:t xml:space="preserve"> Birth during a lunar eclipse — CC Adi 13: Rahu swallowed the moon, and during the eclipse all the people loudly chanted "Hari! Hari!" The poet plays on this: seeing the new, flawless Moon (Gaura), darkness out of shame swallowed the old, spotted moon.</w:t>
+        <w:t>7.</w:t>
+      </w:r>
+      <w:r>
+        <w:rPr>
+          <w:sz w:val="18"/>
+        </w:rPr>
+        <w:t xml:space="preserve"> CC Adi 13 tells of Sita Thakurani coming with gifts to the newborn (without Advaita); in Govinda-deva Sita comes first and Advaita follows on the third day.</w:t>
       </w:r>
     </w:p>
     <w:p>
@@ -4256,13 +4445,13 @@
           <w:i w:val="0"/>
           <w:sz w:val="18"/>
         </w:rPr>
-        <w:t>5.</w:t>
-      </w:r>
-      <w:r>
-        <w:rPr>
-          <w:sz w:val="18"/>
-        </w:rPr>
-        <w:t xml:space="preserve"> CC Adi 13: during the eclipse people bathed in the Ganga and gave alms, chanting the names of Hari.</w:t>
+        <w:t>8.</w:t>
+      </w:r>
+      <w:r>
+        <w:rPr>
+          <w:sz w:val="18"/>
+        </w:rPr>
+        <w:t xml:space="preserve"> Female chakravakas, according to poetic convention, spend the night separated from their mates, pining until dawn.</w:t>
       </w:r>
     </w:p>
     <w:p>
@@ -4276,13 +4465,13 @@
           <w:i w:val="0"/>
           <w:sz w:val="18"/>
         </w:rPr>
-        <w:t>6.</w:t>
-      </w:r>
-      <w:r>
-        <w:rPr>
-          <w:sz w:val="18"/>
-        </w:rPr>
-        <w:t xml:space="preserve"> The beginning of a story absent from the CC: the Infant refuses the breast until Shachi receives the mantra from Advaita (vv. 19–32). This is the "legend of Shachi's initiation by Advaita" that scholars name as Govinda-deva's chief independent addition. A similar story is found in the </w:t>
+        <w:t>9.</w:t>
+      </w:r>
+      <w:r>
+        <w:rPr>
+          <w:sz w:val="18"/>
+        </w:rPr>
+        <w:t xml:space="preserve"> Govinda-deva puts into the Infant's mouth a teaching on the necessity of initiation (</w:t>
       </w:r>
       <w:r>
         <w:rPr>
@@ -4290,13 +4479,27 @@
           <w:i/>
           <w:sz w:val="18"/>
         </w:rPr>
-        <w:t>Advaita-prakasha</w:t>
-      </w:r>
-      <w:r>
-        <w:rPr>
-          <w:sz w:val="18"/>
-        </w:rPr>
-        <w:t xml:space="preserve"> (ch. 10), where Advaita initiates Mishra and Shachi.</w:t>
+        <w:t>diksha</w:t>
+      </w:r>
+      <w:r>
+        <w:rPr>
+          <w:sz w:val="18"/>
+        </w:rPr>
+        <w:t xml:space="preserve">): without it the body and food are not purified. Here the idea takes the form of a pastime: according to Gaudiya Vaishnava teaching, Shachi is an eternal associate of the Lord (Yashoda in Vraja; see 1.41) and there is no impurity in her; the Lord arranges this to instruct the world. Bhaktisiddhanta constantly stressed the importance of diksha, citing the </w:t>
+      </w:r>
+      <w:r>
+        <w:rPr>
+          <w:b w:val="0"/>
+          <w:i/>
+          <w:sz w:val="18"/>
+        </w:rPr>
+        <w:t>Hari-bhakti-vilasa</w:t>
+      </w:r>
+      <w:r>
+        <w:rPr>
+          <w:sz w:val="18"/>
+        </w:rPr>
+        <w:t xml:space="preserve"> (2.12): as bell-metal becomes gold by alchemy, so a person becomes twice-born by initiation.</w:t>
       </w:r>
     </w:p>
     <w:p>
@@ -4310,13 +4513,41 @@
           <w:i w:val="0"/>
           <w:sz w:val="18"/>
         </w:rPr>
-        <w:t>7.</w:t>
-      </w:r>
-      <w:r>
-        <w:rPr>
-          <w:sz w:val="18"/>
-        </w:rPr>
-        <w:t xml:space="preserve"> CC Adi 13 tells of Sita Thakurani coming with gifts to the newborn (without Advaita); in Govinda-deva Sita comes first and Advaita follows on the third day.</w:t>
+        <w:t>10.</w:t>
+      </w:r>
+      <w:r>
+        <w:rPr>
+          <w:sz w:val="18"/>
+        </w:rPr>
+        <w:t xml:space="preserve"> </w:t>
+      </w:r>
+      <w:r>
+        <w:rPr>
+          <w:b w:val="0"/>
+          <w:i/>
+          <w:sz w:val="18"/>
+        </w:rPr>
+        <w:t>Yavanān apītavān</w:t>
+      </w:r>
+      <w:r>
+        <w:rPr>
+          <w:sz w:val="18"/>
+        </w:rPr>
+        <w:t xml:space="preserve"> is so printed (checked against the scan), apparently a misprint; we read </w:t>
+      </w:r>
+      <w:r>
+        <w:rPr>
+          <w:b w:val="0"/>
+          <w:i/>
+          <w:sz w:val="18"/>
+        </w:rPr>
+        <w:t>yavanān api</w:t>
+      </w:r>
+      <w:r>
+        <w:rPr>
+          <w:sz w:val="18"/>
+        </w:rPr>
+        <w:t>, "even the Yavanas" (Muslims). Cf. CC Adi 13: at the Lord's birth even Muslims, seeing the Hindus, jokingly repeated the name of Hari.</w:t>
       </w:r>
     </w:p>
     <w:p>
@@ -4330,13 +4561,13 @@
           <w:i w:val="0"/>
           <w:sz w:val="18"/>
         </w:rPr>
-        <w:t>8.</w:t>
-      </w:r>
-      <w:r>
-        <w:rPr>
-          <w:sz w:val="18"/>
-        </w:rPr>
-        <w:t xml:space="preserve"> Female chakravakas, according to poetic convention, spend the night separated from their mates, pining until dawn.</w:t>
+        <w:t>11.</w:t>
+      </w:r>
+      <w:r>
+        <w:rPr>
+          <w:sz w:val="18"/>
+        </w:rPr>
+        <w:t xml:space="preserve"> CC Adi 13: the goddesses — wives of the celestials — came in the guise of brahmins' wives and, recognised by no one, saw the Infant. Haimavati is Parvati; Shachi here is Indra's consort.</w:t>
       </w:r>
     </w:p>
     <w:p>
@@ -4350,13 +4581,13 @@
           <w:i w:val="0"/>
           <w:sz w:val="18"/>
         </w:rPr>
-        <w:t>9.</w:t>
-      </w:r>
-      <w:r>
-        <w:rPr>
-          <w:sz w:val="18"/>
-        </w:rPr>
-        <w:t xml:space="preserve"> Govinda-deva puts into the Infant's mouth a teaching on the necessity of initiation (</w:t>
+        <w:t>12.</w:t>
+      </w:r>
+      <w:r>
+        <w:rPr>
+          <w:sz w:val="18"/>
+        </w:rPr>
+        <w:t xml:space="preserve"> An explanation of the names and of the title of the poem. The naming Vishvambhara is in CC Adi 14 (according to the CC, the name Krishna Chaitanya was given at sannyasa; cf. 1.42). "Gaura" and "Krishna" as designations of one and the same subject (grammatical </w:t>
       </w:r>
       <w:r>
         <w:rPr>
@@ -4364,13 +4595,53 @@
           <w:i/>
           <w:sz w:val="18"/>
         </w:rPr>
-        <w:t>diksha</w:t>
-      </w:r>
-      <w:r>
-        <w:rPr>
-          <w:sz w:val="18"/>
-        </w:rPr>
-        <w:t xml:space="preserve">): without it the body and food are not purified. Here the idea takes the form of a pastime: according to Gaudiya Vaishnava teaching, Shachi is an eternal associate of the Lord (Yashoda in Vraja; see 1.41) and there is no impurity in her; the Lord arranges this to instruct the world. Bhaktisiddhanta constantly stressed the importance of diksha, citing the </w:t>
+        <w:t>samanadhikaranya</w:t>
+      </w:r>
+      <w:r>
+        <w:rPr>
+          <w:sz w:val="18"/>
+        </w:rPr>
+        <w:t>) give the "Gaura-Krishna" of the poem's title.</w:t>
+      </w:r>
+    </w:p>
+    <w:p>
+      <w:pPr>
+        <w:spacing w:after="60"/>
+        <w:ind w:left="283"/>
+      </w:pPr>
+      <w:r>
+        <w:rPr>
+          <w:b/>
+          <w:i w:val="0"/>
+          <w:sz w:val="18"/>
+        </w:rPr>
+        <w:t>13.</w:t>
+      </w:r>
+      <w:r>
+        <w:rPr>
+          <w:sz w:val="18"/>
+        </w:rPr>
+        <w:t xml:space="preserve"> CC Adi 14: in the house were found the prints of small feet with the marks of flag, thunderbolt, conch, wheel and fish; Jagannatha and Shachi concluded that Bala-Gopala (their Deity) was walking about the house, and later saw the same marks on their son's feet.</w:t>
+      </w:r>
+    </w:p>
+    <w:p>
+      <w:pPr>
+        <w:spacing w:after="60"/>
+        <w:ind w:left="283"/>
+      </w:pPr>
+      <w:r>
+        <w:rPr>
+          <w:b/>
+          <w:i w:val="0"/>
+          <w:sz w:val="18"/>
+        </w:rPr>
+        <w:t>14.</w:t>
+      </w:r>
+      <w:r>
+        <w:rPr>
+          <w:sz w:val="18"/>
+        </w:rPr>
+        <w:t xml:space="preserve"> The list of marks (v. 56) has been checked against the scan: </w:t>
       </w:r>
       <w:r>
         <w:rPr>
@@ -4378,13 +4649,83 @@
           <w:i/>
           <w:sz w:val="18"/>
         </w:rPr>
-        <w:t>Hari-bhakti-vilasa</w:t>
-      </w:r>
-      <w:r>
-        <w:rPr>
-          <w:sz w:val="18"/>
-        </w:rPr>
-        <w:t xml:space="preserve"> (2.12): as bell-metal becomes gold by alchemy, so a person becomes twice-born by initiation.</w:t>
+        <w:t>rathāṅga-rekhā-dhvaja-vajra-jāmbava-aṅkuśa-ambuja-svasti-yava-[ā]tapatrakaiḥ / patākikā-aṣṭāsra-ratha-vastra-goṣpada-trikoṇa-mīna-abja-vaṭa-indu-kārmukaiḥ</w:t>
+      </w:r>
+      <w:r>
+        <w:rPr>
+          <w:sz w:val="18"/>
+        </w:rPr>
+        <w:t xml:space="preserve">. </w:t>
+      </w:r>
+      <w:r>
+        <w:rPr>
+          <w:b w:val="0"/>
+          <w:i/>
+          <w:sz w:val="18"/>
+        </w:rPr>
+        <w:t>Ātapatra</w:t>
+      </w:r>
+      <w:r>
+        <w:rPr>
+          <w:sz w:val="18"/>
+        </w:rPr>
+        <w:t xml:space="preserve"> is the umbrella (printed </w:t>
+      </w:r>
+      <w:r>
+        <w:rPr>
+          <w:b w:val="0"/>
+          <w:i/>
+          <w:sz w:val="18"/>
+        </w:rPr>
+        <w:t>yavatapatra</w:t>
+      </w:r>
+      <w:r>
+        <w:rPr>
+          <w:sz w:val="18"/>
+        </w:rPr>
+        <w:t xml:space="preserve">); </w:t>
+      </w:r>
+      <w:r>
+        <w:rPr>
+          <w:b w:val="0"/>
+          <w:i/>
+          <w:sz w:val="18"/>
+        </w:rPr>
+        <w:t>abja</w:t>
+      </w:r>
+      <w:r>
+        <w:rPr>
+          <w:sz w:val="18"/>
+        </w:rPr>
+        <w:t xml:space="preserve"> after the fish we take as the conch (the lotus has already been named); </w:t>
+      </w:r>
+      <w:r>
+        <w:rPr>
+          <w:b w:val="0"/>
+          <w:i/>
+          <w:sz w:val="18"/>
+        </w:rPr>
+        <w:t>vastra</w:t>
+      </w:r>
+      <w:r>
+        <w:rPr>
+          <w:sz w:val="18"/>
+        </w:rPr>
+        <w:t xml:space="preserve"> ("cloth, garment") is not in the usual lists of marks on Krishna's feet — perhaps a misprint (in place of the waterpot, </w:t>
+      </w:r>
+      <w:r>
+        <w:rPr>
+          <w:b w:val="0"/>
+          <w:i/>
+          <w:sz w:val="18"/>
+        </w:rPr>
+        <w:t>kalaśa</w:t>
+      </w:r>
+      <w:r>
+        <w:rPr>
+          <w:sz w:val="18"/>
+        </w:rPr>
+        <w:t>?); we translate as printed. The foot is compared to a "cage" for the "birds of the eyes": a glance once caught in it can no longer fly away.</w:t>
       </w:r>
     </w:p>
     <w:p>
@@ -4398,13 +4739,13 @@
           <w:i w:val="0"/>
           <w:sz w:val="18"/>
         </w:rPr>
-        <w:t>10.</w:t>
-      </w:r>
-      <w:r>
-        <w:rPr>
-          <w:sz w:val="18"/>
-        </w:rPr>
-        <w:t xml:space="preserve"> </w:t>
+        <w:t>15.</w:t>
+      </w:r>
+      <w:r>
+        <w:rPr>
+          <w:sz w:val="18"/>
+        </w:rPr>
+        <w:t xml:space="preserve"> The thirty-two signs of a mahapurusha — CC Adi 14.15 quotes the same verse ("five long, five fine, seven red, six prominent, three short, three broad, three deep"). Govinda-deva lists the same signs with the same count (</w:t>
       </w:r>
       <w:r>
         <w:rPr>
@@ -4412,141 +4753,13 @@
           <w:i/>
           <w:sz w:val="18"/>
         </w:rPr>
-        <w:t>Yavanān apītavān</w:t>
-      </w:r>
-      <w:r>
-        <w:rPr>
-          <w:sz w:val="18"/>
-        </w:rPr>
-        <w:t xml:space="preserve"> is apparently corrupt; we read </w:t>
-      </w:r>
-      <w:r>
-        <w:rPr>
-          <w:b w:val="0"/>
-          <w:i/>
-          <w:sz w:val="18"/>
-        </w:rPr>
-        <w:t>yavanān api</w:t>
-      </w:r>
-      <w:r>
-        <w:rPr>
-          <w:sz w:val="18"/>
-        </w:rPr>
-        <w:t>, "even the Yavanas" (Muslims). Cf. CC Adi 13: at the Lord's birth even Muslims, seeing the Hindus, jokingly repeated the name of Hari.</w:t>
-      </w:r>
-    </w:p>
-    <w:p>
-      <w:pPr>
-        <w:spacing w:after="60"/>
-        <w:ind w:left="283"/>
-      </w:pPr>
-      <w:r>
-        <w:rPr>
-          <w:b/>
-          <w:i w:val="0"/>
-          <w:sz w:val="18"/>
-        </w:rPr>
-        <w:t>11.</w:t>
-      </w:r>
-      <w:r>
-        <w:rPr>
-          <w:sz w:val="18"/>
-        </w:rPr>
-        <w:t xml:space="preserve"> CC Adi 13: the goddesses — wives of the celestials — came in the guise of brahmins' wives and, recognised by no one, saw the Infant. Haimavati is Parvati; Shachi here is Indra's consort.</w:t>
-      </w:r>
-    </w:p>
-    <w:p>
-      <w:pPr>
-        <w:spacing w:after="60"/>
-        <w:ind w:left="283"/>
-      </w:pPr>
-      <w:r>
-        <w:rPr>
-          <w:b/>
-          <w:i w:val="0"/>
-          <w:sz w:val="18"/>
-        </w:rPr>
-        <w:t>12.</w:t>
-      </w:r>
-      <w:r>
-        <w:rPr>
-          <w:sz w:val="18"/>
-        </w:rPr>
-        <w:t xml:space="preserve"> An explanation of the names and of the title of the poem. The naming Vishvambhara is in CC Adi 14 (according to the CC, the name Krishna Chaitanya was given at sannyasa; cf. 1.42). "Gaura" and "Krishna" as designations of one and the same subject (grammatical </w:t>
-      </w:r>
-      <w:r>
-        <w:rPr>
-          <w:b w:val="0"/>
-          <w:i/>
-          <w:sz w:val="18"/>
-        </w:rPr>
-        <w:t>samanadhikaranya</w:t>
-      </w:r>
-      <w:r>
-        <w:rPr>
-          <w:sz w:val="18"/>
-        </w:rPr>
-        <w:t>) give the "Gaura-Krishna" of the poem's title.</w:t>
-      </w:r>
-    </w:p>
-    <w:p>
-      <w:pPr>
-        <w:spacing w:after="60"/>
-        <w:ind w:left="283"/>
-      </w:pPr>
-      <w:r>
-        <w:rPr>
-          <w:b/>
-          <w:i w:val="0"/>
-          <w:sz w:val="18"/>
-        </w:rPr>
-        <w:t>13.</w:t>
-      </w:r>
-      <w:r>
-        <w:rPr>
-          <w:sz w:val="18"/>
-        </w:rPr>
-        <w:t xml:space="preserve"> CC Adi 14: in the house were found the prints of small feet with the marks of flag, thunderbolt, conch, wheel and fish; Jagannatha and Shachi concluded that Bala-Gopala (their Deity) was walking about the house, and later saw the same marks on their son's feet.</w:t>
-      </w:r>
-    </w:p>
-    <w:p>
-      <w:pPr>
-        <w:spacing w:after="60"/>
-        <w:ind w:left="283"/>
-      </w:pPr>
-      <w:r>
-        <w:rPr>
-          <w:b/>
-          <w:i w:val="0"/>
-          <w:sz w:val="18"/>
-        </w:rPr>
-        <w:t>14.</w:t>
-      </w:r>
-      <w:r>
-        <w:rPr>
-          <w:sz w:val="18"/>
-        </w:rPr>
-        <w:t xml:space="preserve"> The list of marks on the Lord's foot (v. 56) is partly unclear in the print and OCR; we translate according to the usual list of marks on Krishna's feet. The foot is compared to a "cage" for the "birds of the eyes": a glance once caught in it can no longer fly away.</w:t>
-      </w:r>
-    </w:p>
-    <w:p>
-      <w:pPr>
-        <w:spacing w:after="60"/>
-        <w:ind w:left="283"/>
-      </w:pPr>
-      <w:r>
-        <w:rPr>
-          <w:b/>
-          <w:i w:val="0"/>
-          <w:sz w:val="18"/>
-        </w:rPr>
-        <w:t>15.</w:t>
-      </w:r>
-      <w:r>
-        <w:rPr>
-          <w:sz w:val="18"/>
-        </w:rPr>
-        <w:t xml:space="preserve"> The thirty-two signs of a mahapurusha — CC Adi 14.15 quotes the same verse ("five long, five fine, seven red, six prominent, three short, three broad, three deep"). Govinda-deva's count differs somewhat (the print is probably corrupt here).</w:t>
+        <w:t>pañcasu sūkṣmatā tathā sudīrghatā</w:t>
+      </w:r>
+      <w:r>
+        <w:rPr>
+          <w:sz w:val="18"/>
+        </w:rPr>
+        <w:t>, "in five, fineness and likewise length").</w:t>
       </w:r>
     </w:p>
     <w:p>
@@ -4618,7 +4831,7 @@
         <w:t>2.</w:t>
       </w:r>
       <w:r>
-        <w:t xml:space="preserve"> If Mishra's son cried and no toy could console Him, the women would begin to chant the names of Hari — and He would stop crying.</w:t>
+        <w:t xml:space="preserve"> If Mishra's son cried and no toy could console Him, the women would begin to chant the names of Hari — and He would start to dance and stop crying.</w:t>
       </w:r>
       <w:r>
         <w:rPr>
@@ -5188,7 +5401,7 @@
         <w:t>34.</w:t>
       </w:r>
       <w:r>
-        <w:t xml:space="preserve"> Then the Lord, rubbing His eyes with His little fists, [struck] His mother; and the women, catching her, cried out in jest: "Oh, she's been killed!"</w:t>
+        <w:t xml:space="preserve"> Then the Lord, rubbing His eyes with His little fists, struck His mother with His soft little foot; and the women, catching her, cried out in jest: "Oh, she's been killed!"</w:t>
       </w:r>
     </w:p>
     <w:p>
@@ -5580,7 +5793,7 @@
         <w:t>57.</w:t>
       </w:r>
       <w:r>
-        <w:t xml:space="preserve"> This whole visible world consists of Me; consider truly: it is not as it appears. Here the activity of the Self appears as transformation, like a conjuror's magic.</w:t>
+        <w:t xml:space="preserve"> This whole visible world consists of Me; consider in truth: it is not real. Here the activity of the Self appears as transformation, like a conjuror's magic.</w:t>
       </w:r>
     </w:p>
     <w:p>
@@ -5633,7 +5846,7 @@
         <w:t>59.</w:t>
       </w:r>
       <w:r>
-        <w:t xml:space="preserve"> Hearing these words of the child, full of truth, she grew calm in amazement. And Hari, pretending a child's fright, spoke again as if in childish mischief.</w:t>
+        <w:t xml:space="preserve"> Hearing these words of the child, full of truth, she grew calm in amazement. And Hari, showing Himself a child, spoke again under the guise of childish mischief.</w:t>
       </w:r>
     </w:p>
     <w:p>
@@ -5649,7 +5862,7 @@
         <w:t>60.</w:t>
       </w:r>
       <w:r>
-        <w:t xml:space="preserve"> Once the father, though he loved his son tenderly, scolded Him for His great mischief and admonished Him with stern words; and at night both [parents] slept long.</w:t>
+        <w:t xml:space="preserve"> Once the father, though he loved his son tenderly, scolded Him for His great mischief and admonished Him with gentle words; and at night both [parents] slept long.</w:t>
       </w:r>
     </w:p>
     <w:p>
@@ -6063,7 +6276,21 @@
         <w:rPr>
           <w:sz w:val="18"/>
         </w:rPr>
-        <w:t xml:space="preserve"> CC Adi 14: the Lord sat on discarded pots and, to His mother's reproach, replied that there is neither pure nor impure — all is one (a speech in the manner of the non-dualist doctrine); Shachi in reply explained the rules of purity. According to Bhaktisiddhanta, such words of the child are play, not His teaching: later the Lord Himself refutes the Mayavadis (Madhya 6, 25). In Govinda-deva, v. 57, "it is not as it appears" must not be taken as a denial of the reality of the world; cf. the CC's teaching that the world is real, though temporary, a manifestation of the Lord's external energy.</w:t>
+        <w:t xml:space="preserve"> CC Adi 14: the Lord sat on discarded pots and, to His mother's reproach, replied that there is neither pure nor impure — all is one (a speech in the manner of the non-dualist doctrine); Shachi in reply explained the rules of purity. According to Bhaktisiddhanta, such words of the child are play, not His teaching: later the Lord Himself refutes the Mayavadis (Madhya 6, 25). In Govinda-deva the words of v. 57, "it is not real" (</w:t>
+      </w:r>
+      <w:r>
+        <w:rPr>
+          <w:b w:val="0"/>
+          <w:i/>
+          <w:sz w:val="18"/>
+        </w:rPr>
+        <w:t>tan na satyam</w:t>
+      </w:r>
+      <w:r>
+        <w:rPr>
+          <w:sz w:val="18"/>
+        </w:rPr>
+        <w:t>), are translated literally; the author calls the child's speech "full of truth" (v. 59). What is true in it is that the Lord is all-pervading and unstained (v. 58); but the idea that the world is unreal departs from the teaching of the CC and of Bhaktisiddhanta, according to which the world is a real, though temporary, manifestation of the Lord's external energy, not a deception. In the CC these words of the Lord are play, followed by His mother's instruction.</w:t>
       </w:r>
     </w:p>
     <w:p>
@@ -6103,7 +6330,21 @@
         <w:rPr>
           <w:sz w:val="18"/>
         </w:rPr>
-        <w:t xml:space="preserve"> Half a shloka printed after the colophon stanza; its beginning is apparently lost.</w:t>
+        <w:t xml:space="preserve"> A half-shloka (</w:t>
+      </w:r>
+      <w:r>
+        <w:rPr>
+          <w:b w:val="0"/>
+          <w:i/>
+          <w:sz w:val="18"/>
+        </w:rPr>
+        <w:t>śrī-gaurāṅga-pada-dvandvaṃ dhyāyatāṃ bhava-muktaye</w:t>
+      </w:r>
+      <w:r>
+        <w:rPr>
+          <w:sz w:val="18"/>
+        </w:rPr>
+        <w:t>) printed after the colophon stanza as a separate v. 72 (checked against the scan); the edition has no first half.</w:t>
       </w:r>
     </w:p>
     <w:p>
@@ -6191,7 +6432,7 @@
         <w:t>3.</w:t>
       </w:r>
       <w:r>
-        <w:t xml:space="preserve"> The king of the twice-born on earth [Mishra] performed the upanayana of his son, of sweetest form and great glory, who had reached the middle of boyhood — in the fifth season of the year, after the rains — with unsurpassed rites and festivities with alms for the poor.</w:t>
+        <w:t xml:space="preserve"> The king of the twice-born on earth [Mishra] performed the upanayana of his son, of sweetest form and great glory, who had reached the middle of boyhood — in the fifth season of the year, [counting] from the rains — with unsurpassed rites and festivities with alms for the poor.</w:t>
       </w:r>
       <w:r>
         <w:rPr>
@@ -6528,7 +6769,7 @@
         <w:t>20.</w:t>
       </w:r>
       <w:r>
-        <w:t xml:space="preserve"> When the lovely son, who had set all else aside, spoke thus, they, beloved of their kin, regained their joy; and the Lord, captivating with His charm, in the full beauty of boyhood, devoted Himself to serving His parents' feet.</w:t>
+        <w:t xml:space="preserve"> When the lovely son, casting off grief, spoke thus, they, beloved of their kin, regained their joy; and the Lord, captivating with His charm, in the full beauty of boyhood, devoted Himself to serving His parents' feet.</w:t>
       </w:r>
     </w:p>
     <w:p>
@@ -6704,7 +6945,7 @@
         <w:t>30.</w:t>
       </w:r>
       <w:r>
-        <w:t xml:space="preserve"> Then, to show what befits a son, the Lord of the world, in play, performed all the rites for His father; and [the father] — abode of all, ever fulfilled in his desires — shines as eternally liberated, for he is the father of Hari.</w:t>
+        <w:t xml:space="preserve"> Then, to show what befits a son, the Lord of the world, in play, performed all the rites for His father. He is the abode of all, His desires ever fulfilled; and that one [the father], as the father of Hari, shines as eternally liberated.</w:t>
       </w:r>
       <w:r>
         <w:rPr>
@@ -6799,7 +7040,7 @@
         <w:t>34.</w:t>
       </w:r>
       <w:r>
-        <w:t xml:space="preserve"> Before the wedding, to the loud sound of trumpets, the blessings of brahmins, dancing, singing and the rest, Gaurachandra with the best of His clan and the townspeople set out for His father-in-law's town.</w:t>
+        <w:t xml:space="preserve"> Before the wedding, to the loud sound of trumpets, the blessings of brahmins, dancing, singing and the rest, Gaurachandra with the best of His clan, seated in splendid palanquins, and with the townspeople set out for His father-in-law's town.</w:t>
       </w:r>
     </w:p>
     <w:p>
@@ -6879,7 +7120,7 @@
         <w:t>39.</w:t>
       </w:r>
       <w:r>
-        <w:t xml:space="preserve"> The night, lovely with moonlight, desired by lovers, which had soothed the heat of day, lit by many lamps, filled with ringing songs —</w:t>
+        <w:t xml:space="preserve"> The night, lovely with moonlight, desired by lovers, which had soothed the heat of day, lit by many lamps, uprooting lovers' pique with loud coaxing songs of Kama —</w:t>
       </w:r>
     </w:p>
     <w:p>
@@ -6959,7 +7200,7 @@
         <w:t>44.</w:t>
       </w:r>
       <w:r>
-        <w:t xml:space="preserve"> [He entered] the town — with lofty towers touching the clouds, girt with walls, with rich markets, with inner apartments full of noble ladies, with borders washed by the waves of the celestial river.</w:t>
+        <w:t xml:space="preserve"> [She] entered the town — with lofty towers touching the clouds, girt with walls, with rich markets, with inner apartments full of noble ladies, with borders washed by the waves of the celestial river.</w:t>
       </w:r>
     </w:p>
     <w:p>
@@ -6999,7 +7240,7 @@
         <w:t>46.</w:t>
       </w:r>
       <w:r>
-        <w:t xml:space="preserve"> Thus, when Hari, noble in deeds, had taken a wife, and His boyhood with its fierce lustre was gradually coming to an end, the moon of youth rose — beautiful, of fathomless charm, maddening men, enlivening a new art of graceful movements.</w:t>
+        <w:t xml:space="preserve"> Thus, when Hari, noble in deeds, had taken a wife, and His boyhood with its fierce lustre was gradually coming to an end, in the sky of His body the moon of youth rose — beautiful, of fathomless charm, maddening men, enlivening a new art of graceful movements.</w:t>
       </w:r>
     </w:p>
     <w:p>
@@ -7015,7 +7256,7 @@
         <w:t>47.</w:t>
       </w:r>
       <w:r>
-        <w:t xml:space="preserve"> His feet [stole the beauty] of the red lotus, His knees — of [their like], His thighs — of plantain trunks and of elephant-posts, His flanks — of a pair of gourds, His waist — of the lion, His navel — of a whirlpool, His chest — of a door, His arms — of the trunks of lordly elephants, His neck — of the conch,</w:t>
+        <w:t xml:space="preserve"> His feet [stole the beauty] of the red lotus, His knees — of a pair [of plantain trunks (?)], His thighs — of an elephant-post, His broad hips — of a pair of gourds, His waist — of the lion, His navel — of a whirlpool, His chest — of a door, His arms — of the trunks of lordly elephants, His neck — of the conch,</w:t>
       </w:r>
     </w:p>
     <w:p>
@@ -7159,7 +7400,21 @@
         <w:rPr>
           <w:sz w:val="18"/>
         </w:rPr>
-        <w:t>) and the upanayana — CC Adi 14–15. "The fifth season" is apparently hemanta (late autumn).</w:t>
+        <w:t xml:space="preserve">) and the upanayana — CC Adi 14–15. </w:t>
+      </w:r>
+      <w:r>
+        <w:rPr>
+          <w:b w:val="0"/>
+          <w:i/>
+          <w:sz w:val="18"/>
+        </w:rPr>
+        <w:t>Vārṣikāt pañcamartau</w:t>
+      </w:r>
+      <w:r>
+        <w:rPr>
+          <w:sz w:val="18"/>
+        </w:rPr>
+        <w:t>, "in the fifth season from the rains": rains, autumn, hemanta, shishira, spring — i.e. in spring (vasanta), the prescribed time for a brahmin's upanayana ("in spring let him initiate a brahmin").</w:t>
       </w:r>
     </w:p>
     <w:p>
@@ -7207,7 +7462,49 @@
         <w:rPr>
           <w:sz w:val="18"/>
         </w:rPr>
-        <w:t>) is the grammar studied in Bengal. Study under Gangadasa Pandita — CC Adi 15. Verse 4 is partly unclear.</w:t>
+        <w:t xml:space="preserve">) is the grammar studied in Bengal. Study under Gangadasa Pandita — CC Adi 15. In v. 4 (checked against the scan) the words </w:t>
+      </w:r>
+      <w:r>
+        <w:rPr>
+          <w:b w:val="0"/>
+          <w:i/>
+          <w:sz w:val="18"/>
+        </w:rPr>
+        <w:t>cira-sahacara-vidyā-bhaṅga-pāraṅgahamohasau</w:t>
+      </w:r>
+      <w:r>
+        <w:rPr>
+          <w:sz w:val="18"/>
+        </w:rPr>
+        <w:t xml:space="preserve"> are so printed and unclear (probably corrupt); we translate by the sense. </w:t>
+      </w:r>
+      <w:r>
+        <w:rPr>
+          <w:b w:val="0"/>
+          <w:i/>
+          <w:sz w:val="18"/>
+        </w:rPr>
+        <w:t>Śava-śāstra</w:t>
+      </w:r>
+      <w:r>
+        <w:rPr>
+          <w:sz w:val="18"/>
+        </w:rPr>
+        <w:t xml:space="preserve"> is a misprint for </w:t>
+      </w:r>
+      <w:r>
+        <w:rPr>
+          <w:b w:val="0"/>
+          <w:i/>
+          <w:sz w:val="18"/>
+        </w:rPr>
+        <w:t>śabda-śāstra</w:t>
+      </w:r>
+      <w:r>
+        <w:rPr>
+          <w:sz w:val="18"/>
+        </w:rPr>
+        <w:t>, "grammar".</w:t>
       </w:r>
     </w:p>
     <w:p>
@@ -7321,7 +7618,35 @@
         <w:rPr>
           <w:sz w:val="18"/>
         </w:rPr>
-        <w:t xml:space="preserve"> "The father of Hari": Jagannatha Mishra is, according to the GGD, Nanda Maharaja (cf. 1.41) — an eternal associate of the Lord, not a conditioned soul liberated by means of the rite. The second half of the verse may be corrupt in the edition ("abode of all, ever fulfilled in his desires" probably refers to the Lord).</w:t>
+        <w:t xml:space="preserve"> "The father of Hari": Jagannatha Mishra is, according to the GGD, Nanda Maharaja (cf. 1.41) — an eternal associate of the Lord, not a conditioned soul liberated by means of the rite. In the second half of the verse (checked against the scan) </w:t>
+      </w:r>
+      <w:r>
+        <w:rPr>
+          <w:b w:val="0"/>
+          <w:i/>
+          <w:sz w:val="18"/>
+        </w:rPr>
+        <w:t>ayam akhila-nivāso nitya-pūrṇābhilāṣaḥ</w:t>
+      </w:r>
+      <w:r>
+        <w:rPr>
+          <w:sz w:val="18"/>
+        </w:rPr>
+        <w:t xml:space="preserve">, "He is the abode of all, His desires ever fulfilled", is said of the Lord: He needs no rites and performs them in play; </w:t>
+      </w:r>
+      <w:r>
+        <w:rPr>
+          <w:b w:val="0"/>
+          <w:i/>
+          <w:sz w:val="18"/>
+        </w:rPr>
+        <w:t>sa hi hari-janakatvān nitya-mukto vibhāti</w:t>
+      </w:r>
+      <w:r>
+        <w:rPr>
+          <w:sz w:val="18"/>
+        </w:rPr>
+        <w:t xml:space="preserve"> is said of the father.</w:t>
       </w:r>
     </w:p>
     <w:p>
@@ -7375,7 +7700,35 @@
         <w:rPr>
           <w:sz w:val="18"/>
         </w:rPr>
-        <w:t>), built on the image of "stealing" beauty from the objects of comparison. A few words in v. 47 are unclear.</w:t>
+        <w:t xml:space="preserve">), built on the image of "stealing" beauty from the objects of comparison. In v. 47 (checked against the scan) the comparison for the knees is printed </w:t>
+      </w:r>
+      <w:r>
+        <w:rPr>
+          <w:b w:val="0"/>
+          <w:i/>
+          <w:sz w:val="18"/>
+        </w:rPr>
+        <w:t>raṇḍayoḥ</w:t>
+      </w:r>
+      <w:r>
+        <w:rPr>
+          <w:sz w:val="18"/>
+        </w:rPr>
+        <w:t xml:space="preserve">, an unclear word (perhaps a misprint for </w:t>
+      </w:r>
+      <w:r>
+        <w:rPr>
+          <w:b w:val="0"/>
+          <w:i/>
+          <w:sz w:val="18"/>
+        </w:rPr>
+        <w:t>rambhayoḥ</w:t>
+      </w:r>
+      <w:r>
+        <w:rPr>
+          <w:sz w:val="18"/>
+        </w:rPr>
+        <w:t>, "of two plantain trunks"); the rendering is conjectural.</w:t>
       </w:r>
     </w:p>
     <w:p>
@@ -8042,7 +8395,7 @@
         <w:t>32.</w:t>
       </w:r>
       <w:r>
-        <w:t xml:space="preserve"> His majesty… Srivasa and other honoured great [devotees] performed abhisheka over Gaura as the teacher of the world; and by the mercy of Chaitanya-chandra they themselves became teachers.</w:t>
+        <w:t xml:space="preserve"> [Seeing] His majesty, the honoured great [devotees] together with Srinivasa performed abhisheka over Gaura on the throne in the town as the teacher of the world; and by the mercy of Chaitanya-chandra they themselves became teachers.</w:t>
       </w:r>
       <w:r>
         <w:rPr>
@@ -8665,7 +9018,49 @@
         <w:rPr>
           <w:sz w:val="18"/>
         </w:rPr>
-        <w:t xml:space="preserve"> CC Adi 16: at night Sarasvati revealed to the digvijayi that the Lord is her Master; in the morning he took shelter of the Lord and became a devotee. "Consort of Hari": in the Vaishnava interpretation Sarasvati is the Lord's energy (consort). Verse 23 is partly unclear in the edition; the translation is approximate.</w:t>
+        <w:t xml:space="preserve"> CC Adi 16: at night Sarasvati revealed to the digvijayi that the Lord is her Master; in the morning he took shelter of the Lord and became a devotee. "Consort of Hari": in the Vaishnava interpretation Sarasvati is the Lord's energy (consort). In v. 23 (checked against the scan) the word </w:t>
+      </w:r>
+      <w:r>
+        <w:rPr>
+          <w:b w:val="0"/>
+          <w:i/>
+          <w:sz w:val="18"/>
+        </w:rPr>
+        <w:t>dajavit</w:t>
+      </w:r>
+      <w:r>
+        <w:rPr>
+          <w:sz w:val="18"/>
+        </w:rPr>
+        <w:t xml:space="preserve"> in </w:t>
+      </w:r>
+      <w:r>
+        <w:rPr>
+          <w:b w:val="0"/>
+          <w:i/>
+          <w:sz w:val="18"/>
+        </w:rPr>
+        <w:t>jhañjhānilasya dajavid</w:t>
+      </w:r>
+      <w:r>
+        <w:rPr>
+          <w:sz w:val="18"/>
+        </w:rPr>
+        <w:t xml:space="preserve"> is unclear (probably a misprint for </w:t>
+      </w:r>
+      <w:r>
+        <w:rPr>
+          <w:b w:val="0"/>
+          <w:i/>
+          <w:sz w:val="18"/>
+        </w:rPr>
+        <w:t>javavat</w:t>
+      </w:r>
+      <w:r>
+        <w:rPr>
+          <w:sz w:val="18"/>
+        </w:rPr>
+        <w:t>, "possessing speed"); translated by the sense.</w:t>
       </w:r>
     </w:p>
     <w:p>
@@ -8725,7 +9120,63 @@
         <w:rPr>
           <w:sz w:val="18"/>
         </w:rPr>
-        <w:t xml:space="preserve"> The beginning of the verse is unclear. The Lord's abhisheka (the mahaprakasha in Srivasa's house) — CC Adi 17; CB Madhya 9.</w:t>
+        <w:t xml:space="preserve"> The opening of the verse checked against the scan: </w:t>
+      </w:r>
+      <w:r>
+        <w:rPr>
+          <w:b w:val="0"/>
+          <w:i/>
+          <w:sz w:val="18"/>
+        </w:rPr>
+        <w:t>aiśvaryam asya samavasya purasya paṭṭe</w:t>
+      </w:r>
+      <w:r>
+        <w:rPr>
+          <w:sz w:val="18"/>
+        </w:rPr>
+        <w:t xml:space="preserve">; </w:t>
+      </w:r>
+      <w:r>
+        <w:rPr>
+          <w:b w:val="0"/>
+          <w:i/>
+          <w:sz w:val="18"/>
+        </w:rPr>
+        <w:t>samavasya</w:t>
+      </w:r>
+      <w:r>
+        <w:rPr>
+          <w:sz w:val="18"/>
+        </w:rPr>
+        <w:t xml:space="preserve"> is unclear (probably a misprint for </w:t>
+      </w:r>
+      <w:r>
+        <w:rPr>
+          <w:b w:val="0"/>
+          <w:i/>
+          <w:sz w:val="18"/>
+        </w:rPr>
+        <w:t>samavekṣya</w:t>
+      </w:r>
+      <w:r>
+        <w:rPr>
+          <w:sz w:val="18"/>
+        </w:rPr>
+        <w:t xml:space="preserve">, "seeing"), </w:t>
+      </w:r>
+      <w:r>
+        <w:rPr>
+          <w:b w:val="0"/>
+          <w:i/>
+          <w:sz w:val="18"/>
+        </w:rPr>
+        <w:t>purasya paṭṭe</w:t>
+      </w:r>
+      <w:r>
+        <w:rPr>
+          <w:sz w:val="18"/>
+        </w:rPr>
+        <w:t xml:space="preserve"> means "on the throne (dais) of the town". We translate accordingly. The Lord's abhisheka (the mahaprakasha in Srivasa's house) — CC Adi 17; CB Madhya 9.</w:t>
       </w:r>
     </w:p>
     <w:p>
@@ -8759,7 +9210,35 @@
         <w:rPr>
           <w:sz w:val="18"/>
         </w:rPr>
-        <w:t>); in detail, CB Madhya. Govinda-deva adds that Nityananda in response revealed the form of Balarama.</w:t>
+        <w:t xml:space="preserve">); in detail, CB Madhya. Govinda-deva adds that Nityananda in response revealed the form of Balarama. In the list of the six attributes (v. 33) </w:t>
+      </w:r>
+      <w:r>
+        <w:rPr>
+          <w:b w:val="0"/>
+          <w:i/>
+          <w:sz w:val="18"/>
+        </w:rPr>
+        <w:t>pada</w:t>
+      </w:r>
+      <w:r>
+        <w:rPr>
+          <w:sz w:val="18"/>
+        </w:rPr>
+        <w:t xml:space="preserve"> is printed in place of the club — probably a misprint for </w:t>
+      </w:r>
+      <w:r>
+        <w:rPr>
+          <w:b w:val="0"/>
+          <w:i/>
+          <w:sz w:val="18"/>
+        </w:rPr>
+        <w:t>gadā</w:t>
+      </w:r>
+      <w:r>
+        <w:rPr>
+          <w:sz w:val="18"/>
+        </w:rPr>
+        <w:t>.</w:t>
       </w:r>
     </w:p>
     <w:p>
@@ -9107,7 +9586,7 @@
         <w:t>9.</w:t>
       </w:r>
       <w:r>
-        <w:t xml:space="preserve"> One night the moon among knowers of mantras said to His unsuspecting wife: "Listen, O you who walk like a she-elephant: in this world you are a lamp…</w:t>
+        <w:t xml:space="preserve"> One night the moon among knowers of mantras said to His unsuspecting wife: "Listen, O you who walk like a she-elephant: you have been kindled by the Creator of the world for the world, like a lamp.</w:t>
       </w:r>
       <w:r>
         <w:rPr>
@@ -9203,7 +9682,7 @@
         <w:t>14.</w:t>
       </w:r>
       <w:r>
-        <w:t xml:space="preserve"> Having spoken these words, the Lord, who knows the meaning, embraced His wife and fell silent; but she, though embraced, found no joy, remembering His words, O Lord.</w:t>
+        <w:t xml:space="preserve"> Having spoken these words, the Lord, who knows the meaning, embraced His wife and fell silent; but she, though embraced, found no joy, remembering the words of the Lord.</w:t>
       </w:r>
     </w:p>
     <w:p>
@@ -9235,7 +9714,25 @@
         <w:t>16.</w:t>
       </w:r>
       <w:r>
-        <w:t xml:space="preserve"> And at dawn, when a breeze blew from the slightly opening lotuses, the Lord, knowing no fear, leaving her asleep like a closed lotus bud, went out of the house.</w:t>
+        <w:t xml:space="preserve"> And at dawn, when a breeze blew from the slightly opening lotuses, the Lord, knowing no fear, leaving her asleep like a [set-aside] leaf-cup of offering remnants (</w:t>
+      </w:r>
+      <w:r>
+        <w:rPr>
+          <w:b w:val="0"/>
+          <w:i/>
+        </w:rPr>
+        <w:t>nirmalya</w:t>
+      </w:r>
+      <w:r>
+        <w:t>), went out of the house.</w:t>
+      </w:r>
+      <w:r>
+        <w:rPr>
+          <w:b w:val="0"/>
+          <w:i w:val="0"/>
+          <w:vertAlign w:val="superscript"/>
+        </w:rPr>
+        <w:t>5</w:t>
       </w:r>
     </w:p>
     <w:p>
@@ -9272,7 +9769,7 @@
           <w:i w:val="0"/>
           <w:vertAlign w:val="superscript"/>
         </w:rPr>
-        <w:t>5</w:t>
+        <w:t>6</w:t>
       </w:r>
     </w:p>
     <w:p>
@@ -9328,7 +9825,7 @@
           <w:i w:val="0"/>
           <w:vertAlign w:val="superscript"/>
         </w:rPr>
-        <w:t>6</w:t>
+        <w:t>7</w:t>
       </w:r>
     </w:p>
     <w:p>
@@ -9384,7 +9881,7 @@
           <w:i w:val="0"/>
           <w:vertAlign w:val="superscript"/>
         </w:rPr>
-        <w:t>7</w:t>
+        <w:t>8</w:t>
       </w:r>
     </w:p>
     <w:p>
@@ -9504,7 +10001,7 @@
           <w:i w:val="0"/>
           <w:vertAlign w:val="superscript"/>
         </w:rPr>
-        <w:t>8</w:t>
+        <w:t>9</w:t>
       </w:r>
     </w:p>
     <w:p>
@@ -9605,7 +10102,7 @@
           <w:i w:val="0"/>
           <w:vertAlign w:val="superscript"/>
         </w:rPr>
-        <w:t>9</w:t>
+        <w:t>10</w:t>
       </w:r>
     </w:p>
     <w:p>
@@ -9645,7 +10142,7 @@
           <w:i w:val="0"/>
           <w:vertAlign w:val="superscript"/>
         </w:rPr>
-        <w:t>10</w:t>
+        <w:t>11</w:t>
       </w:r>
     </w:p>
     <w:p>
@@ -9685,7 +10182,7 @@
           <w:i w:val="0"/>
           <w:vertAlign w:val="superscript"/>
         </w:rPr>
-        <w:t>11</w:t>
+        <w:t>12</w:t>
       </w:r>
     </w:p>
     <w:p>
@@ -9749,7 +10246,7 @@
         <w:t>43.</w:t>
       </w:r>
       <w:r>
-        <w:t xml:space="preserve"> payasa, barley porridge, rice, dal, many vegetable dishes of different sweetness, many cakes — of rice, urad, wheat and barley;</w:t>
+        <w:t xml:space="preserve"> payasa, barley porridge, sour soup, many vegetable dishes of different sweetness, many cakes — of rice, urad, wheat and barley;</w:t>
       </w:r>
     </w:p>
     <w:p>
@@ -9781,7 +10278,7 @@
         <w:t>45.</w:t>
       </w:r>
       <w:r>
-        <w:t xml:space="preserve"> fruits — seasonal ones, bunches of bananas, coconuts, jackfruit and the like; drinks without number, with curd, milk and cream.</w:t>
+        <w:t xml:space="preserve"> fruits — seasonal ones, in clusters, young mangoes, bananas, jackfruit and the like; drinks without number, with curd, milk and cream.</w:t>
       </w:r>
     </w:p>
     <w:p>
@@ -9797,7 +10294,7 @@
         <w:t>46.</w:t>
       </w:r>
       <w:r>
-        <w:t xml:space="preserve"> The Acharya, at once filling beautiful cups three times with these and similar offerings rich in taste, offered them to Achyuta, and then, to feed the two brothers with devotion, seated them there, in Hari's house.</w:t>
+        <w:t xml:space="preserve"> The Acharya, at once filling beautiful cups with these and similar offerings rich in taste, in three portions, offered them to Achyuta, and then, to feed the two brothers with devotion, seated them there, in Hari's house.</w:t>
       </w:r>
       <w:r>
         <w:rPr>
@@ -9805,7 +10302,7 @@
           <w:i w:val="0"/>
           <w:vertAlign w:val="superscript"/>
         </w:rPr>
-        <w:t>12</w:t>
+        <w:t>13</w:t>
       </w:r>
     </w:p>
     <w:p>
@@ -9850,7 +10347,15 @@
         <w:t>48.</w:t>
       </w:r>
       <w:r>
-        <w:t xml:space="preserve"> He, skilled in speech, with joined palms, lovingly answered His true and wholesome words: "According to the Shruti You, Lord, are the One; for such as You this food is fitting — is it not a mere handful?"</w:t>
+        <w:t xml:space="preserve"> He, skilled in speech, with joined palms, lovingly answered His true and wholesome words: "According to the Shruti You, Lord, are the one Eater; for such as You such food is fitting — is it not a mere handful?"</w:t>
+      </w:r>
+      <w:r>
+        <w:rPr>
+          <w:b w:val="0"/>
+          <w:i w:val="0"/>
+          <w:vertAlign w:val="superscript"/>
+        </w:rPr>
+        <w:t>14</w:t>
       </w:r>
     </w:p>
     <w:p>
@@ -9922,7 +10427,7 @@
           <w:i w:val="0"/>
           <w:vertAlign w:val="superscript"/>
         </w:rPr>
-        <w:t>13</w:t>
+        <w:t>15</w:t>
       </w:r>
     </w:p>
     <w:p>
@@ -9970,7 +10475,7 @@
         <w:t>55.</w:t>
       </w:r>
       <w:r>
-        <w:t xml:space="preserve"> So ten days passed. Then the best of Acharyas [Acharyaratna], seating Shachi in front in a palanquin, came with the townspeople to that town to see Gaurachandra — and, though worn with hunger, did not rest anywhere for a moment.</w:t>
+        <w:t xml:space="preserve"> So ten days passed. Then the best of Acharyas [Acharyamani], seating Shachi in front in a palanquin, came with the townspeople to that town to see Gaurachandra — and, though worn with hunger, did not rest anywhere for a moment.</w:t>
       </w:r>
     </w:p>
     <w:p>
@@ -9986,7 +10491,18 @@
         <w:t>56.</w:t>
       </w:r>
       <w:r>
-        <w:t xml:space="preserve"> Loudly crying "Hari, Hari!" they filled [the town of] the lamp of Navadvipa-dhama; Advaita quickly lodged them all in the outer quarters, and Shachi, with tears in her eyes, entered Advaita's inner apartments.</w:t>
+        <w:t xml:space="preserve"> Loudly crying "Hari, Hari!" they reached that [abode] where the lamp of Navadvipa-dhama was staying;</w:t>
+      </w:r>
+      <w:r>
+        <w:rPr>
+          <w:b w:val="0"/>
+          <w:i w:val="0"/>
+          <w:vertAlign w:val="superscript"/>
+        </w:rPr>
+        <w:t>16</w:t>
+      </w:r>
+      <w:r>
+        <w:t xml:space="preserve"> Advaita quickly lodged them all in the outer quarters, and Shachi, with tears in her eyes, entered Advaita's inner apartments.</w:t>
       </w:r>
     </w:p>
     <w:p>
@@ -10015,7 +10531,7 @@
         <w:t>57.</w:t>
       </w:r>
       <w:r>
-        <w:t xml:space="preserve"> Seeing that His mother had come, the Lord, after the sankirtana, fell again and again [at her feet] on the ground, scorched by her grief. And she, weeping, embraced Him — with only the shikha left after His lovely curls were shorn — and said: "My child, is it you?.."</w:t>
+        <w:t xml:space="preserve"> Seeing that His mother had come, the Lord, after the sankirtana, fell again and again [at her feet] on the ground, scorched by her grief. And she, weeping, long embraced Him, worn as He was — with only the shikha left after His lovely curls were shorn — and said: "My child, is it you?.."</w:t>
       </w:r>
     </w:p>
     <w:p>
@@ -10047,7 +10563,7 @@
         <w:t>59.</w:t>
       </w:r>
       <w:r>
-        <w:t xml:space="preserve"> Raising them one by one — Vakreshvara and the others, Srivasa, Shridhara, the humble Sri Vidyanidhi, Gangadasa and other brahmins, sages, Muslim townsmen, all the townspeople down to the cowherds, children and elders — the Lord gladdened them.</w:t>
+        <w:t xml:space="preserve"> Raising them one by one — Vakreshvara and the others, Srivasa, Shridhara, the humble Sri Vidyanidhi, Gangadasa and other brahmins, Buddhimanta Khan and others, all the townspeople down to the cowherds, children and elders — the Lord gladdened them.</w:t>
       </w:r>
     </w:p>
     <w:p>
@@ -10071,7 +10587,7 @@
           <w:i w:val="0"/>
           <w:vertAlign w:val="superscript"/>
         </w:rPr>
-        <w:t>14</w:t>
+        <w:t>17</w:t>
       </w:r>
     </w:p>
     <w:p>
@@ -10180,7 +10696,21 @@
         <w:rPr>
           <w:sz w:val="18"/>
         </w:rPr>
-        <w:t xml:space="preserve"> The end of the verse is corrupt in the edition; we translate what is intelligible.</w:t>
+        <w:t xml:space="preserve"> </w:t>
+      </w:r>
+      <w:r>
+        <w:rPr>
+          <w:b w:val="0"/>
+          <w:i/>
+          <w:sz w:val="18"/>
+        </w:rPr>
+        <w:t>Jagate jagaj-jani-kṛtā tvam asi hy upadīpitā</w:t>
+      </w:r>
+      <w:r>
+        <w:rPr>
+          <w:sz w:val="18"/>
+        </w:rPr>
+        <w:t xml:space="preserve"> (checked against the scan). The sense of vv. 9–10: the Creator kindled her for the world like a lamp, but her beauty, like lightning, does not last.</w:t>
       </w:r>
     </w:p>
     <w:p>
@@ -10234,6 +10764,54 @@
         <w:rPr>
           <w:sz w:val="18"/>
         </w:rPr>
+        <w:t xml:space="preserve"> </w:t>
+      </w:r>
+      <w:r>
+        <w:rPr>
+          <w:b w:val="0"/>
+          <w:i/>
+          <w:sz w:val="18"/>
+        </w:rPr>
+        <w:t>Nirmālya-puṭīm iva</w:t>
+      </w:r>
+      <w:r>
+        <w:rPr>
+          <w:sz w:val="18"/>
+        </w:rPr>
+        <w:t xml:space="preserve">, "like a leaf-cup with nirmalya" (the remnants of a flower offering, which are reverently set aside). The word </w:t>
+      </w:r>
+      <w:r>
+        <w:rPr>
+          <w:b w:val="0"/>
+          <w:i/>
+          <w:sz w:val="18"/>
+        </w:rPr>
+        <w:t>nibhalye</w:t>
+      </w:r>
+      <w:r>
+        <w:rPr>
+          <w:sz w:val="18"/>
+        </w:rPr>
+        <w:t xml:space="preserve"> before it is unclear in the edition (checked against the scan).</w:t>
+      </w:r>
+    </w:p>
+    <w:p>
+      <w:pPr>
+        <w:spacing w:after="60"/>
+        <w:ind w:left="283"/>
+      </w:pPr>
+      <w:r>
+        <w:rPr>
+          <w:b/>
+          <w:i w:val="0"/>
+          <w:sz w:val="18"/>
+        </w:rPr>
+        <w:t>6.</w:t>
+      </w:r>
+      <w:r>
+        <w:rPr>
+          <w:sz w:val="18"/>
+        </w:rPr>
         <w:t xml:space="preserve"> Chakravakas, according to poetic convention, are separated at night; here it is the reverse: the young spouses were together at night and parted at dawn.</w:t>
       </w:r>
     </w:p>
@@ -10248,7 +10826,7 @@
           <w:i w:val="0"/>
           <w:sz w:val="18"/>
         </w:rPr>
-        <w:t>6.</w:t>
+        <w:t>7.</w:t>
       </w:r>
       <w:r>
         <w:rPr>
@@ -10268,7 +10846,7 @@
           <w:i w:val="0"/>
           <w:sz w:val="18"/>
         </w:rPr>
-        <w:t>7.</w:t>
+        <w:t>8.</w:t>
       </w:r>
       <w:r>
         <w:rPr>
@@ -10288,7 +10866,7 @@
           <w:i w:val="0"/>
           <w:sz w:val="18"/>
         </w:rPr>
-        <w:t>8.</w:t>
+        <w:t>9.</w:t>
       </w:r>
       <w:r>
         <w:rPr>
@@ -10308,7 +10886,7 @@
           <w:i w:val="0"/>
           <w:sz w:val="18"/>
         </w:rPr>
-        <w:t>9.</w:t>
+        <w:t>10.</w:t>
       </w:r>
       <w:r>
         <w:rPr>
@@ -10328,7 +10906,7 @@
           <w:i w:val="0"/>
           <w:sz w:val="18"/>
         </w:rPr>
-        <w:t>10.</w:t>
+        <w:t>11.</w:t>
       </w:r>
       <w:r>
         <w:rPr>
@@ -10348,7 +10926,7 @@
           <w:i w:val="0"/>
           <w:sz w:val="18"/>
         </w:rPr>
-        <w:t>11.</w:t>
+        <w:t>12.</w:t>
       </w:r>
       <w:r>
         <w:rPr>
@@ -10382,7 +10960,7 @@
           <w:i w:val="0"/>
           <w:sz w:val="18"/>
         </w:rPr>
-        <w:t>12.</w:t>
+        <w:t>13.</w:t>
       </w:r>
       <w:r>
         <w:rPr>
@@ -10402,7 +10980,55 @@
           <w:i w:val="0"/>
           <w:sz w:val="18"/>
         </w:rPr>
-        <w:t>13.</w:t>
+        <w:t>14.</w:t>
+      </w:r>
+      <w:r>
+        <w:rPr>
+          <w:sz w:val="18"/>
+        </w:rPr>
+        <w:t xml:space="preserve"> Cf. </w:t>
+      </w:r>
+      <w:r>
+        <w:rPr>
+          <w:b w:val="0"/>
+          <w:i/>
+          <w:sz w:val="18"/>
+        </w:rPr>
+        <w:t>Brahma-sutra</w:t>
+      </w:r>
+      <w:r>
+        <w:rPr>
+          <w:sz w:val="18"/>
+        </w:rPr>
+        <w:t xml:space="preserve"> 1.2.9 (</w:t>
+      </w:r>
+      <w:r>
+        <w:rPr>
+          <w:b w:val="0"/>
+          <w:i/>
+          <w:sz w:val="18"/>
+        </w:rPr>
+        <w:t>attā carācara-grahaṇāt</w:t>
+      </w:r>
+      <w:r>
+        <w:rPr>
+          <w:sz w:val="18"/>
+        </w:rPr>
+        <w:t>): "The Eater is [the Supreme], for He takes in the moving and the unmoving." Advaita jests: to Him who eats the whole universe this meal is but a handful.</w:t>
+      </w:r>
+    </w:p>
+    <w:p>
+      <w:pPr>
+        <w:spacing w:after="60"/>
+        <w:ind w:left="283"/>
+      </w:pPr>
+      <w:r>
+        <w:rPr>
+          <w:b/>
+          <w:i w:val="0"/>
+          <w:sz w:val="18"/>
+        </w:rPr>
+        <w:t>15.</w:t>
       </w:r>
       <w:r>
         <w:rPr>
@@ -10422,13 +11048,13 @@
           <w:i w:val="0"/>
           <w:sz w:val="18"/>
         </w:rPr>
-        <w:t>14.</w:t>
-      </w:r>
-      <w:r>
-        <w:rPr>
-          <w:sz w:val="18"/>
-        </w:rPr>
-        <w:t xml:space="preserve"> CC Madhya 3: Shachi and all the people of Navadvipa came to Shantipura; the Lord spent ten days there in kirtan, and Shachi cooked for Him. The word </w:t>
+        <w:t>16.</w:t>
+      </w:r>
+      <w:r>
+        <w:rPr>
+          <w:sz w:val="18"/>
+        </w:rPr>
+        <w:t xml:space="preserve"> The edition reads </w:t>
       </w:r>
       <w:r>
         <w:rPr>
@@ -10436,13 +11062,75 @@
           <w:i/>
           <w:sz w:val="18"/>
         </w:rPr>
-        <w:t>khāna</w:t>
-      </w:r>
-      <w:r>
-        <w:rPr>
-          <w:sz w:val="18"/>
-        </w:rPr>
-        <w:t xml:space="preserve"> in v. 59 ("khans") probably means Muslim townsmen.</w:t>
+        <w:t>prāpur yasmin vayasi sa navadvīpa-dhāma-pradīpaḥ</w:t>
+      </w:r>
+      <w:r>
+        <w:rPr>
+          <w:sz w:val="18"/>
+        </w:rPr>
+        <w:t xml:space="preserve"> (checked against the scan); </w:t>
+      </w:r>
+      <w:r>
+        <w:rPr>
+          <w:b w:val="0"/>
+          <w:i/>
+          <w:sz w:val="18"/>
+        </w:rPr>
+        <w:t>vayasi</w:t>
+      </w:r>
+      <w:r>
+        <w:rPr>
+          <w:sz w:val="18"/>
+        </w:rPr>
+        <w:t xml:space="preserve"> ("at the age") makes no sense here — probably a misprint for </w:t>
+      </w:r>
+      <w:r>
+        <w:rPr>
+          <w:b w:val="0"/>
+          <w:i/>
+          <w:sz w:val="18"/>
+        </w:rPr>
+        <w:t>vasati</w:t>
+      </w:r>
+      <w:r>
+        <w:rPr>
+          <w:sz w:val="18"/>
+        </w:rPr>
+        <w:t>, "dwells". We translate the emended text.</w:t>
+      </w:r>
+    </w:p>
+    <w:p>
+      <w:pPr>
+        <w:spacing w:after="60"/>
+        <w:ind w:left="283"/>
+      </w:pPr>
+      <w:r>
+        <w:rPr>
+          <w:b/>
+          <w:i w:val="0"/>
+          <w:sz w:val="18"/>
+        </w:rPr>
+        <w:t>17.</w:t>
+      </w:r>
+      <w:r>
+        <w:rPr>
+          <w:sz w:val="18"/>
+        </w:rPr>
+        <w:t xml:space="preserve"> CC Madhya 3: Shachi and all the people of Navadvipa came to Shantipura; the Lord spent ten days there in kirtan, and Shachi cooked for Him. </w:t>
+      </w:r>
+      <w:r>
+        <w:rPr>
+          <w:b w:val="0"/>
+          <w:i/>
+          <w:sz w:val="18"/>
+        </w:rPr>
+        <w:t>Buddhimanta-khāna-mukhyān</w:t>
+      </w:r>
+      <w:r>
+        <w:rPr>
+          <w:sz w:val="18"/>
+        </w:rPr>
+        <w:t xml:space="preserve"> (v. 59): "headed by Buddhimanta Khan", a devotee of Navadvipa (CC Adi 10).</w:t>
       </w:r>
     </w:p>
     <w:p>
@@ -11618,7 +12306,21 @@
         <w:rPr>
           <w:sz w:val="18"/>
         </w:rPr>
-        <w:t xml:space="preserve"> According to the CC (Antya 3 and elsewhere), the Lord promised His mother to come to her every day and eat what she offered; Shachi often saw Him eating her offering. "Her companion" is apparently Vishnupriya.</w:t>
+        <w:t xml:space="preserve"> According to the CC (Antya 3 and elsewhere), the Lord promised His mother to come to her every day and eat what she offered; Shachi often saw Him eating her offering. "Her companion" (</w:t>
+      </w:r>
+      <w:r>
+        <w:rPr>
+          <w:b w:val="0"/>
+          <w:i/>
+          <w:sz w:val="18"/>
+        </w:rPr>
+        <w:t>sajanī</w:t>
+      </w:r>
+      <w:r>
+        <w:rPr>
+          <w:sz w:val="18"/>
+        </w:rPr>
+        <w:t>) is Vishnupriya: in vv. 6 and 10 Shachi worships together with her daughter-in-law.</w:t>
       </w:r>
     </w:p>
     <w:p>
@@ -12111,7 +12813,7 @@
         <w:t>21.</w:t>
       </w:r>
       <w:r>
-        <w:t xml:space="preserve"> He was born in Navadvipa to the best of brahmins, Mishra, and received initiation from the noble one named Keshava Bharati. He cares nothing for 'senior' and 'junior' — Sri Chaitanya delivers by [His] consciousness alone.</w:t>
+        <w:t xml:space="preserve"> He was born in Navadvipa to the best of brahmins, Mishra, and received initiation from the noble one named Keshava Bharati. He cares nothing for 'senior' and 'junior' — Sri Chaitanya is the inner Ruler of all conscious beings.</w:t>
       </w:r>
     </w:p>
     <w:p>
@@ -12418,7 +13120,7 @@
         <w:t>35.</w:t>
       </w:r>
       <w:r>
-        <w:t xml:space="preserve"> And when the Shruti says 'without hands, without feet' and so on — that is the denial in the Lord of a material [body], not [His] essence; in the formless there could be no breathing and the like. Vyasa established this in all the Puranas.</w:t>
+        <w:t xml:space="preserve"> And when the Shruti says 'without hands, without feet' and so on — that is the denial in the Lord of a material [body], not [His] essence; in the formless there could be no hearing and the like. Vyasa established this in all the Puranas.</w:t>
       </w:r>
     </w:p>
     <w:p>
@@ -12791,7 +13493,7 @@
         <w:t>56.</w:t>
       </w:r>
       <w:r>
-        <w:t xml:space="preserve"> When he ate that [prasada] without even washing, He considered the whole land of Utkala blessed; and then Gaura wished to deliver quickly Karnata, Dravida and other lands [still] uninstructed.</w:t>
+        <w:t xml:space="preserve"> When he ate that [prasada] without even washing, He considered the whole land of Utkala blessed; and then Gaura wished to deliver quickly Karnata, Andhra, Dravida and other lands [still] uninstructed.</w:t>
       </w:r>
       <w:r>
         <w:rPr>
@@ -12887,7 +13589,7 @@
         <w:t>61.</w:t>
       </w:r>
       <w:r>
-        <w:t xml:space="preserve"> And they, having let Him go, who had departed on the southern path like the sun — self-controlled, by agreement — returned, powerless in the days of His [northward] course, as if parched by the hot breath [of separation].</w:t>
+        <w:t xml:space="preserve"> And they, having let Him go, who had departed on the southern path like the sun — self-controlled, by agreement — returned powerless, like the days of the hot season whose moisture has been parched by hot breath [of separation].</w:t>
       </w:r>
     </w:p>
     <w:p>
@@ -14302,7 +15004,7 @@
         <w:t>47.</w:t>
       </w:r>
       <w:r>
-        <w:t xml:space="preserve"> The pandits there, learned in true scriptures, the Golden One defeated and made Vaishnavas; and the chief of the Buddhists with a small band of disciples came in and began to dispute before Him, [putting forward] nine [of his] tenets.</w:t>
+        <w:t xml:space="preserve"> The pandits there, who did not know the true scriptures, the Golden One defeated and made Vaishnavas; and the chief of the Buddhists with a small band of disciples came in and began to dispute before Him, [putting forward] nine [of his] tenets.</w:t>
       </w:r>
     </w:p>
     <w:p>
@@ -14419,7 +15121,7 @@
         <w:t>53.</w:t>
       </w:r>
       <w:r>
-        <w:t xml:space="preserve"> Having then seen Pana-Nrisimha, Shivakanchi and Vishnukanchi, Kalahasti, Adi-Varaha at Vriddhakala, He came in due course to Gosamaja.</w:t>
+        <w:t xml:space="preserve"> Having then seen Pali-Nrisimha, Shivakanchi and Vishnukanchi, Kalahasti at Trikamalla, Adi-Varaha at Vriddhakala, He came in due course to Gosamaja.</w:t>
       </w:r>
     </w:p>
     <w:p>
@@ -14459,7 +15161,17 @@
         <w:t>55.</w:t>
       </w:r>
       <w:r>
-        <w:t xml:space="preserve"> Having met the Sri Vaishnavas and seen the greatest abode of the God…</w:t>
+        <w:t xml:space="preserve"> Having met the Sri Vaishnavas and seen the greatest abode of the God, this Victorious One (</w:t>
+      </w:r>
+      <w:r>
+        <w:rPr>
+          <w:b w:val="0"/>
+          <w:i/>
+        </w:rPr>
+        <w:t>Jishnu</w:t>
+      </w:r>
+      <w:r>
+        <w:t>) visited [the shrines of] Paulastya (?), Madhyama (?), Kapala-sarovara — and the abode of Sri Ranganatha.</w:t>
       </w:r>
       <w:r>
         <w:rPr>
@@ -14469,9 +15181,6 @@
         </w:rPr>
         <w:t>11</w:t>
       </w:r>
-      <w:r>
-        <w:t xml:space="preserve"> — He came to the abode of Sri Ranganatha.</w:t>
-      </w:r>
     </w:p>
     <w:p>
       <w:pPr>
@@ -14787,7 +15496,77 @@
         <w:rPr>
           <w:sz w:val="18"/>
         </w:rPr>
-        <w:t xml:space="preserve"> Verse 55 is partly corrupt in the edition (apparently mentioning Jishnu and "Kapala-sarovara"); what is intelligible is translated.</w:t>
+        <w:t xml:space="preserve"> Verse 55 checked against the scan: </w:t>
+      </w:r>
+      <w:r>
+        <w:rPr>
+          <w:b w:val="0"/>
+          <w:i/>
+          <w:sz w:val="18"/>
+        </w:rPr>
+        <w:t>śrī-vaiṣṇavaiḥ saha sametya vilokya deva-sthānaṃ sthaviṣṭham ariṣṭatayā</w:t>
+      </w:r>
+      <w:r>
+        <w:rPr>
+          <w:sz w:val="18"/>
+        </w:rPr>
+        <w:t xml:space="preserve"> [?] </w:t>
+      </w:r>
+      <w:r>
+        <w:rPr>
+          <w:b w:val="0"/>
+          <w:i/>
+          <w:sz w:val="18"/>
+        </w:rPr>
+        <w:t>jiṣṇur eṣaḥ / paulastya-madhyama-kapāla-sarovaraṃ ca śrī-raṅganātha-nilayaṃ kalayāñcakāra</w:t>
+      </w:r>
+      <w:r>
+        <w:rPr>
+          <w:sz w:val="18"/>
+        </w:rPr>
+        <w:t xml:space="preserve">. </w:t>
+      </w:r>
+      <w:r>
+        <w:rPr>
+          <w:b w:val="0"/>
+          <w:i/>
+          <w:sz w:val="18"/>
+        </w:rPr>
+        <w:t>Jiṣṇu</w:t>
+      </w:r>
+      <w:r>
+        <w:rPr>
+          <w:sz w:val="18"/>
+        </w:rPr>
+        <w:t xml:space="preserve"> is an epithet of the Lord; </w:t>
+      </w:r>
+      <w:r>
+        <w:rPr>
+          <w:b w:val="0"/>
+          <w:i/>
+          <w:sz w:val="18"/>
+        </w:rPr>
+        <w:t>ariṣṭatayā</w:t>
+      </w:r>
+      <w:r>
+        <w:rPr>
+          <w:sz w:val="18"/>
+        </w:rPr>
+        <w:t xml:space="preserve"> is unclear. </w:t>
+      </w:r>
+      <w:r>
+        <w:rPr>
+          <w:b w:val="0"/>
+          <w:i/>
+          <w:sz w:val="18"/>
+        </w:rPr>
+        <w:t>Paulastya-madhyama</w:t>
+      </w:r>
+      <w:r>
+        <w:rPr>
+          <w:sz w:val="18"/>
+        </w:rPr>
+        <w:t xml:space="preserve"> is unclear (Paulastya is Vibhishana, who by tradition brought the Deity of Ranganatha to the south); the rendering is conjectural. "Pali-Nrisimha" (v. 53) is so printed; the CC (Madhya 9) has Pana-Nrisimha.</w:t>
       </w:r>
     </w:p>
     <w:p>
@@ -14951,7 +15730,7 @@
         <w:t>Gita</w:t>
       </w:r>
       <w:r>
-        <w:t xml:space="preserve"> spoken by Bhagavan's lips, there clearly appears before me a beautiful dark youth, holding the reins of Phalguna's chariot.</w:t>
+        <w:t xml:space="preserve"> spoken by Bhagavan's lips, there clearly appears before me a beautiful dark four-armed youth, holding the reins of Phalguna's chariot.</w:t>
       </w:r>
     </w:p>
     <w:p>
@@ -16058,7 +16837,7 @@
         <w:t>61.</w:t>
       </w:r>
       <w:r>
-        <w:t xml:space="preserve"> Thus instructed by the king, Sarvabhauma went home, told all this to the great [devotees] and waited there for Gauranga's coming.</w:t>
+        <w:t xml:space="preserve"> Thus instructed by the king who bears the name of Pinakin [Rudra], Sarvabhauma went home, told all this to the great [devotees] and waited there for Gauranga's coming.</w:t>
       </w:r>
     </w:p>
     <w:p>
@@ -16157,7 +16936,21 @@
         <w:rPr>
           <w:sz w:val="18"/>
         </w:rPr>
-        <w:t xml:space="preserve"> with mistakes and wept; he told the Lord that he saw Krishna on Arjuna's chariot, holding the reins; the Lord embraced him.</w:t>
+        <w:t xml:space="preserve"> with mistakes and wept; he told the Lord that he saw Krishna on Arjuna's chariot, holding the reins; the Lord embraced him. Govinda-deva calls the charioteer "four-armed" (</w:t>
+      </w:r>
+      <w:r>
+        <w:rPr>
+          <w:b w:val="0"/>
+          <w:i/>
+          <w:sz w:val="18"/>
+        </w:rPr>
+        <w:t>caturbhujaḥ</w:t>
+      </w:r>
+      <w:r>
+        <w:rPr>
+          <w:sz w:val="18"/>
+        </w:rPr>
+        <w:t>); this detail is not in the CC.</w:t>
       </w:r>
     </w:p>
     <w:p>
@@ -16843,7 +17636,7 @@
         <w:t>20.</w:t>
       </w:r>
       <w:r>
-        <w:t xml:space="preserve"> When the Acharya and the others were already preparing to set out, the disciple of Madhavendra [Ishvara Puri], having completed his austerities, attained perfection; and his servant named Govinda came, leaving [his land]; out of respect for his guru's word the Lord kept him by Him.</w:t>
+        <w:t xml:space="preserve"> When the Acharya and the others were already preparing to set out, the disciple of Madhavendra [Ishvara Puri], having completed his austerities, attained perfection; and his servant named Govinda came, resolutely casting off grief; out of respect for his guru's word the Lord kept him by Him.</w:t>
       </w:r>
       <w:r>
         <w:rPr>
@@ -17056,7 +17849,7 @@
         <w:t>31.</w:t>
       </w:r>
       <w:r>
-        <w:t xml:space="preserve"> Encouraged by this, the Gajapati, on the night before the Snana-yatra of the Lord of Sri, watched with his people the setting of the pitchers, and the next morning, on the full moon of Jyaishtha, attained bliss seeing the bathing of the Daru-brahman with a hundred pitchers.</w:t>
+        <w:t xml:space="preserve"> Encouraged by this, the Gajapati, on the night before the Snana-yatra of the Lord of Sri, watched with his people the setting of the pitchers and, that same night, the procession of the Daru-brahman to the place [of bathing]; and the next morning, on the full moon of Jyaishtha, attained bliss seeing the bathing of the Daru-brahman with a hundred pitchers.</w:t>
       </w:r>
     </w:p>
     <w:p>
@@ -17495,7 +18288,7 @@
         <w:t>53.</w:t>
       </w:r>
       <w:r>
-        <w:t xml:space="preserve"> And behind them followed the king, as if consoling the earth, which trembled under the weight, its body cut by the rims of the wheels; the gods in the sky, praising the auspicious, circled in their celestial cars — and clouds of dust from the earth hid them, though they were near.</w:t>
+        <w:t xml:space="preserve"> And behind them followed the king, as if consoling the earth, which trembled under the weight, its body cut by the rims of the wheels; the gods in the sky, praising him, circled in their celestial cars — and clouds of dust from the earth hid them, though they were near.</w:t>
       </w:r>
     </w:p>
     <w:p>
@@ -17644,7 +18437,7 @@
         <w:t>60.</w:t>
       </w:r>
       <w:r>
-        <w:t xml:space="preserve"> When the sun was scorching mercilessly, Gaura, dancing and weary — while the righteous cried: "Glory, glory to the Lord! Protect us, protect us!" — seeing that it was time for the worship of Hari, came into a cool, spacious garden with dense shade.</w:t>
+        <w:t xml:space="preserve"> When the sun was scorching mercilessly, Gaura, weary from dancing, together with the righteous, who cried: "Glory, glory, O Lord! Protect, protect!", seeing that it was time for the worship of Hari, came into a cool, spacious garden with dense shade.</w:t>
       </w:r>
     </w:p>
     <w:p>
@@ -18257,7 +19050,7 @@
         <w:t>8.</w:t>
       </w:r>
       <w:r>
-        <w:t xml:space="preserve"> When the sun became the crest-jewel of the western mountain, the light faded and the chakravakas lost their joy, — along the road lit by lamps Bhagavan together with His brother and sister, descending from the chariots, entered the pavilion of Sri Gundicha.</w:t>
+        <w:t xml:space="preserve"> When the sun became the crest-jewel of the western mountain, the light faded and the joy of the chakravakas and lotuses passed to the night-lilies, — along the road lit by lamps Bhagavan together with His brother and sister, descending from the chariots, entered the pavilion of Sri Gundicha.</w:t>
       </w:r>
     </w:p>
     <w:p>
@@ -18632,7 +19425,7 @@
         <w:t>27.</w:t>
       </w:r>
       <w:r>
-        <w:t xml:space="preserve"> The trees put forth leaves, the creepers flowers, the ponds filled with water; the roads became impassable with mud; merchants abandoned trade; people went mad with dancing; snakes and ploughmen rejoiced.</w:t>
+        <w:t xml:space="preserve"> The trees put forth leaves, the creepers flowers, the ponds filled with water; the roads became impassable with mud; merchants abandoned trade; people went mad with dancing; peacocks and ploughmen rejoiced; and the ferrymen living in their boats took exorbitant fares.</w:t>
       </w:r>
     </w:p>
     <w:p>
@@ -18720,7 +19513,15 @@
         <w:t>32.</w:t>
       </w:r>
       <w:r>
-        <w:t xml:space="preserve"> At the end of the bright fortnight of the month of Nabhas He saw the golden adornment of Hari, the great procession of Sudarshana together with [the festival of] Balarama's birth, the rite of the protective thread, the great festival of Krishna's birth, the festival of Nanda, the great puja, the festival of Vamana, the festival of Indra's banner and others.</w:t>
+        <w:t xml:space="preserve"> At the end of the bright fortnight of the month of Nabhas He saw the golden adornment of Hari, the great procession of Sudarshana together with [the festival of] Balarama's birth, the rite of the protective thread, the great festival of Krishna's birth, the festival of Nanda, the great puja, the worship of sages, festive processions, the festival of Indra and others.</w:t>
+      </w:r>
+      <w:r>
+        <w:rPr>
+          <w:b w:val="0"/>
+          <w:i w:val="0"/>
+          <w:vertAlign w:val="superscript"/>
+        </w:rPr>
+        <w:t>7</w:t>
       </w:r>
     </w:p>
     <w:p>
@@ -18789,7 +19590,7 @@
           <w:i w:val="0"/>
           <w:vertAlign w:val="superscript"/>
         </w:rPr>
-        <w:t>7</w:t>
+        <w:t>8</w:t>
       </w:r>
     </w:p>
     <w:p>
@@ -18813,7 +19614,7 @@
           <w:i w:val="0"/>
           <w:vertAlign w:val="superscript"/>
         </w:rPr>
-        <w:t>8</w:t>
+        <w:t>9</w:t>
       </w:r>
     </w:p>
     <w:p>
@@ -18946,7 +19747,7 @@
           <w:i w:val="0"/>
           <w:vertAlign w:val="superscript"/>
         </w:rPr>
-        <w:t>9</w:t>
+        <w:t>10</w:t>
       </w:r>
     </w:p>
     <w:p>
@@ -19035,7 +19836,21 @@
         <w:rPr>
           <w:sz w:val="18"/>
         </w:rPr>
-        <w:t xml:space="preserve"> CC Madhya 14: at the Hera-panchami Svarupa Damodara explains to the Lord the mana (jealous anger) of Lakshmi: Jagannatha left her in the palace and went to Vrindavana (Gundicha), where He is with the gopis. Govinda-deva directly identifies Gundicha with Vrindavana, and Radha with Subhadra ("Bhadra") — the latter is peculiar to him; in the CC Subhadra is not identified with Radha.</w:t>
+        <w:t xml:space="preserve"> CC Madhya 14: at the Hera-panchami Svarupa Damodara explains to the Lord the mana (jealous anger) of Lakshmi: Jagannatha left her in the palace and went to Vrindavana (Gundicha), where He is with the gopis. Govinda-deva directly identifies Gundicha with Vrindavana. The words of v. 12, </w:t>
+      </w:r>
+      <w:r>
+        <w:rPr>
+          <w:b w:val="0"/>
+          <w:i/>
+          <w:sz w:val="18"/>
+        </w:rPr>
+        <w:t>śrī-rādhayā bhadrayā</w:t>
+      </w:r>
+      <w:r>
+        <w:rPr>
+          <w:sz w:val="18"/>
+        </w:rPr>
+        <w:t>, allow two readings: "with Sri Radha and Bhadra [Subhadra]" (as translated) and "with Sri Radha, [that is,] Bhadra", an identification of Radha with Subhadra, who rides with Jagannatha (cf. v. 13: Hari came "with Bhadra as companion"). The second reading would be a peculiarity of the author: in the CC Subhadra is not identified with Radha.</w:t>
       </w:r>
     </w:p>
     <w:p>
@@ -19135,6 +19950,54 @@
         <w:rPr>
           <w:sz w:val="18"/>
         </w:rPr>
+        <w:t xml:space="preserve"> The list of the festivals of Bhadra (v. 32) checked against the scan: </w:t>
+      </w:r>
+      <w:r>
+        <w:rPr>
+          <w:b w:val="0"/>
+          <w:i/>
+          <w:sz w:val="18"/>
+        </w:rPr>
+        <w:t>rakṣāropaṇa-kṛṣṇa-janma-mahat-līlānvavekṣā-mahā-pūjārcā-muni-pūjanāri-vara-yātrendrotsavāṃś cāpare</w:t>
+      </w:r>
+      <w:r>
+        <w:rPr>
+          <w:sz w:val="18"/>
+        </w:rPr>
+        <w:t xml:space="preserve">; the division of the compound is partly unclear and the rendering of the list approximate ("the festival of Nanda" for </w:t>
+      </w:r>
+      <w:r>
+        <w:rPr>
+          <w:b w:val="0"/>
+          <w:i/>
+          <w:sz w:val="18"/>
+        </w:rPr>
+        <w:t>līlānvavekṣā</w:t>
+      </w:r>
+      <w:r>
+        <w:rPr>
+          <w:sz w:val="18"/>
+        </w:rPr>
+        <w:t>, "the viewing of the pastimes" on the day after Janmashtami).</w:t>
+      </w:r>
+    </w:p>
+    <w:p>
+      <w:pPr>
+        <w:spacing w:after="60"/>
+        <w:ind w:left="283"/>
+      </w:pPr>
+      <w:r>
+        <w:rPr>
+          <w:b/>
+          <w:i w:val="0"/>
+          <w:sz w:val="18"/>
+        </w:rPr>
+        <w:t>8.</w:t>
+      </w:r>
+      <w:r>
+        <w:rPr>
+          <w:sz w:val="18"/>
+        </w:rPr>
         <w:t xml:space="preserve"> The description of Durga's autumn festival is a poetic image of the season (as in classical kavya); it has no bearing on the worship of the Lord.</w:t>
       </w:r>
     </w:p>
@@ -19149,7 +20012,7 @@
           <w:i w:val="0"/>
           <w:sz w:val="18"/>
         </w:rPr>
-        <w:t>8.</w:t>
+        <w:t>9.</w:t>
       </w:r>
       <w:r>
         <w:rPr>
@@ -19169,7 +20032,7 @@
           <w:i w:val="0"/>
           <w:sz w:val="18"/>
         </w:rPr>
-        <w:t>9.</w:t>
+        <w:t>10.</w:t>
       </w:r>
       <w:r>
         <w:rPr>
@@ -19247,7 +20110,7 @@
         <w:t>2.</w:t>
       </w:r>
       <w:r>
-        <w:t xml:space="preserve"> With special devotees and other great ones [He came] to the abode of the lord of the earth, who is like fire, and Janardana, delighting the people there, bowed before the steadfast Lord, the first of those who speak the truth.</w:t>
+        <w:t xml:space="preserve"> With special devotees and other great ones [He came] to the abode of the lord of the earth, who is like fire, and Janardana [Gaura], delighting the people there, danced long and tirelessly before Him who is the first of those who speak the truth.</w:t>
       </w:r>
       <w:r>
         <w:rPr>
@@ -19676,7 +20539,7 @@
         <w:t>26.</w:t>
       </w:r>
       <w:r>
-        <w:t xml:space="preserve"> Then [the messenger], laughing, said: "What do You wish, Lord?" — [They said:] "Messenger, bring him [your master] quickly. You, Lord, are the sole Purifier of the worlds; how great is Your labour in purifying one Yavana?"</w:t>
+        <w:t xml:space="preserve"> Then [the minister], laughing, said: "What do You wish, Lord? Let the messenger go and quickly bring him [his master]. You, Lord, are the sole Purifier of the worlds; how great is Your labour in purifying one Yavana?"</w:t>
       </w:r>
     </w:p>
     <w:p>
@@ -20073,7 +20936,7 @@
         <w:t>48.</w:t>
       </w:r>
       <w:r>
-        <w:t xml:space="preserve"> "We have become lords of the fallen, wretched, of low mind; and You on earth are the Purifier of the hosts of the fallen. Lord, the hour of trial has come."</w:t>
+        <w:t xml:space="preserve"> "We have become lords of fallen subjects, utterly low, counsellors of the lowest [ruler]; and You on earth are the Purifier of the hosts of the fallen. Lord, the hour of trial has come."</w:t>
       </w:r>
     </w:p>
     <w:p>
@@ -20222,7 +21085,7 @@
         <w:t>56.</w:t>
       </w:r>
       <w:r>
-        <w:t xml:space="preserve"> From there He returned to Shantipura and — [though] a sannyasi should avoid [his kin] — gladdening His deeply grieved mother, spent three days in Advaita's house.</w:t>
+        <w:t xml:space="preserve"> From there He returned to Shantipura, striving, as befits a sannyasi, to send back those who followed Him, and, gladdening His deeply grieved mother, spent three days in Advaita's house.</w:t>
       </w:r>
     </w:p>
     <w:p>
@@ -20380,7 +21243,49 @@
         <w:rPr>
           <w:sz w:val="18"/>
         </w:rPr>
-        <w:t xml:space="preserve"> Verse 2 is obscure in the edition; apparently it refers to Cuttack (the king's capital) and to Sakshi-gopala, "the first of those who speak the truth" (cf. 7.44–60).</w:t>
+        <w:t xml:space="preserve"> Verse 2 checked against the scan: </w:t>
+      </w:r>
+      <w:r>
+        <w:rPr>
+          <w:b w:val="0"/>
+          <w:i/>
+          <w:sz w:val="18"/>
+        </w:rPr>
+        <w:t>niveśam ūrdhvīśitur aurva-tejasaḥ … nanarta dhīraṃ dhuri satya-vādinaḥ</w:t>
+      </w:r>
+      <w:r>
+        <w:rPr>
+          <w:sz w:val="18"/>
+        </w:rPr>
+        <w:t xml:space="preserve">. </w:t>
+      </w:r>
+      <w:r>
+        <w:rPr>
+          <w:b w:val="0"/>
+          <w:i/>
+          <w:sz w:val="18"/>
+        </w:rPr>
+        <w:t>Ūrdhvīśituḥ</w:t>
+      </w:r>
+      <w:r>
+        <w:rPr>
+          <w:sz w:val="18"/>
+        </w:rPr>
+        <w:t xml:space="preserve"> is probably a misprint for </w:t>
+      </w:r>
+      <w:r>
+        <w:rPr>
+          <w:b w:val="0"/>
+          <w:i/>
+          <w:sz w:val="18"/>
+        </w:rPr>
+        <w:t>ūrvīśituḥ</w:t>
+      </w:r>
+      <w:r>
+        <w:rPr>
+          <w:sz w:val="18"/>
+        </w:rPr>
+        <w:t>, "of the lord of the earth": the reference is to Cuttack, the king's capital, and to Sakshi-gopala, "the first of those who speak the truth" (cf. 7.44–60), before whom the Lord danced.</w:t>
       </w:r>
     </w:p>
     <w:p>
@@ -20622,7 +21527,7 @@
         <w:rPr>
           <w:sz w:val="18"/>
         </w:rPr>
-        <w:t xml:space="preserve"> Two lines (half a verse) printed after the colophon — a benediction; the beginning is apparently lost.</w:t>
+        <w:t xml:space="preserve"> Two lines (half a verse) printed after the colophon — a benediction (checked against the scan; the edition has no first half).</w:t>
       </w:r>
     </w:p>
     <w:p>
@@ -21075,7 +21980,7 @@
         <w:t>21.</w:t>
       </w:r>
       <w:r>
-        <w:t xml:space="preserve"> A spotted deer with skittish hooves named Suranga, gathering with many other deer — O wonder! — licked His body, wet with the clear tears of bliss from their eyes.</w:t>
+        <w:t xml:space="preserve"> A spotted deer with skittish hooves named Suranga, gathering with many other deer — O wonder! — "licked" His body with the corners of their eyes, purified by the sprinkling of clear tears of bliss.</w:t>
       </w:r>
     </w:p>
     <w:p>
@@ -21123,7 +22028,7 @@
         <w:t>24.</w:t>
       </w:r>
       <w:r>
-        <w:t xml:space="preserve"> A parrot and a sarika, taught the words of love of the Lord of Sri, joyfully perched together on His lotus hand and began to sing to each other of His bliss.</w:t>
+        <w:t xml:space="preserve"> A parrot and a sarika, taught the words of love of the Lord of [their] life, joyfully perched together on His lotus hand and began to sing to each other of His bliss.</w:t>
       </w:r>
     </w:p>
     <w:p>
@@ -21472,7 +22377,7 @@
         <w:t>43.</w:t>
       </w:r>
       <w:r>
-        <w:t xml:space="preserve"> Having accepted alms of cooked food here and spent the night in remembrance of those pastimes, the Lord in the morning went again to Vrindavana, wishing to enjoy there.</w:t>
+        <w:t xml:space="preserve"> Having accepted alms of cooked food here and spent the night in remembrance of those pastimes, the Lord in the morning went again to Vrindavana with those two brahmins, wishing to enjoy there.</w:t>
       </w:r>
     </w:p>
     <w:p>
@@ -21504,7 +22409,7 @@
         <w:t>45.</w:t>
       </w:r>
       <w:r>
-        <w:t xml:space="preserve"> In the evening, having seen the ground of the rasa dance surrounded by rows of kadambas, and the places [of play] among the creepers, He, raising [His arms], went again to the holy place of Gandini's son [Akrura-tirtha].</w:t>
+        <w:t xml:space="preserve"> In the evening, having seen the ground of the rasa dance surrounded by rows of kadambas, and the places [of play] among the creepers, He, with tears in His eyes, went again to the holy place of Gandini's son [Akrura-tirtha].</w:t>
       </w:r>
     </w:p>
     <w:p>
@@ -21757,7 +22662,7 @@
         <w:t>59.</w:t>
       </w:r>
       <w:r>
-        <w:t xml:space="preserve"> The son of Shachi, steadfast in mind, resolving to deliver Sanatana and others, held them [the townspeople] back and, the wealth of the poor, with the Acharya and the other companions came by the forest road along the bank of the Yamuna to Prayaga.</w:t>
+        <w:t xml:space="preserve"> The son of Shachi, though His heart wavered, summoning firmness in order to deliver Sanatana and others, held them [the townspeople] back and, the wealth of the poor, with the Acharya and the other companions came by the forest road along the bank of the Yamuna to Prayaga.</w:t>
       </w:r>
     </w:p>
     <w:p>
@@ -21829,7 +22734,7 @@
         <w:t>63.</w:t>
       </w:r>
       <w:r>
-        <w:t xml:space="preserve"> Him, staying there awaiting the arrival of Rupa, like the hot-rayed [sun], Vallabha Bhatta and Upadhyaya Raghupati invited daily to their homes and served.</w:t>
+        <w:t xml:space="preserve"> Him, like the hot-rayed [sun], staying there awaiting the arrival of Rupa, Vallabha Bhatta and Upadhyaya Raghupati invited daily to their homes and served.</w:t>
       </w:r>
       <w:r>
         <w:rPr>
@@ -22482,7 +23387,7 @@
         <w:t>4.</w:t>
       </w:r>
       <w:r>
-        <w:t xml:space="preserve"> Their species of birth number eighty-four lakhs: twenty [lakhs] among the stationary — trees, grasses and the like; the rest among the moving: nine among aquatics, twenty among small creatures, eleven among birds,</w:t>
+        <w:t xml:space="preserve"> Their species of birth number eighty-four lakhs: twenty [lakhs] among the stationary — trees, grasses and the like; the rest among the moving: nine among aquatics, twenty among small creatures, thirty among birds,</w:t>
       </w:r>
     </w:p>
     <w:p>
@@ -23177,7 +24082,7 @@
         <w:t>42.</w:t>
       </w:r>
       <w:r>
-        <w:t xml:space="preserve"> That threefold abode is [a manifestation of] three quarters; from it is another abode, [like it], the world called heavenly [Goloka]; there Sri Govinda with His entourage takes delight, and by virtue of oneness with that [abode] eternally performs lovely pastimes here [on earth].</w:t>
+        <w:t xml:space="preserve"> That threefold abode is [the fullness of] four quarters; from it is another abode, [like it], the world called heavenly [Goloka]; there Sri Govinda with His entourage takes delight, and by virtue of oneness with that [abode] eternally performs lovely pastimes here [on earth].</w:t>
       </w:r>
     </w:p>
     <w:p>
@@ -23358,7 +24263,18 @@
         <w:t>52.</w:t>
       </w:r>
       <w:r>
-        <w:t xml:space="preserve"> A portion of the Lord of the Paravyoma — the first Purusha, endowed with the same qualities — lies in His own abode, Vaikuntha, in the Karana ocean; Prakriti, born of His will, received the seed — the cause of all the worlds — which the lord Sankarshana created.</w:t>
+        <w:t xml:space="preserve"> A portion of the Lord of the Paravyoma — the first Purusha, endowed with the same qualities — lies in His own abode, Vaikuntha, in the Karana ocean;</w:t>
+      </w:r>
+      <w:r>
+        <w:rPr>
+          <w:b w:val="0"/>
+          <w:i w:val="0"/>
+          <w:vertAlign w:val="superscript"/>
+        </w:rPr>
+        <w:t>9</w:t>
+      </w:r>
+      <w:r>
+        <w:t xml:space="preserve"> Prakriti, born of His will, received the seed — the cause of all the worlds — which the lord Sankarshana created.</w:t>
       </w:r>
     </w:p>
     <w:p>
@@ -23488,7 +24404,7 @@
           <w:i w:val="0"/>
           <w:vertAlign w:val="superscript"/>
         </w:rPr>
-        <w:t>9</w:t>
+        <w:t>10</w:t>
       </w:r>
     </w:p>
     <w:p>
@@ -23535,7 +24451,7 @@
           <w:i w:val="0"/>
           <w:vertAlign w:val="superscript"/>
         </w:rPr>
-        <w:t>10</w:t>
+        <w:t>11</w:t>
       </w:r>
     </w:p>
     <w:p>
@@ -23598,7 +24514,7 @@
         <w:rPr>
           <w:sz w:val="18"/>
         </w:rPr>
-        <w:t xml:space="preserve"> The distribution of the 8,400,000 species of birth follows the </w:t>
+        <w:t xml:space="preserve"> The list of the 8,400,000 species of birth (cf. CC Madhya 19 — the instruction to Rupa begins with an enumeration of beings) has been checked against the scan: stationary beings 20 lakhs, aquatics 9, small creatures 20, birds </w:t>
       </w:r>
       <w:r>
         <w:rPr>
@@ -23606,13 +24522,27 @@
           <w:i/>
           <w:sz w:val="18"/>
         </w:rPr>
+        <w:t>tridaśīḥ</w:t>
+      </w:r>
+      <w:r>
+        <w:rPr>
+          <w:sz w:val="18"/>
+        </w:rPr>
+        <w:t xml:space="preserve"> 30, beasts 4, monkeys one lakh less one, humans one species — exactly 84 lakhs in all. The distribution differs from the usual list of the </w:t>
+      </w:r>
+      <w:r>
+        <w:rPr>
+          <w:b w:val="0"/>
+          <w:i/>
+          <w:sz w:val="18"/>
+        </w:rPr>
         <w:t>Padma Purana</w:t>
       </w:r>
       <w:r>
         <w:rPr>
           <w:sz w:val="18"/>
         </w:rPr>
-        <w:t xml:space="preserve"> (cf. CC Madhya 19 — the instruction to Rupa begins with an enumeration of beings). The numbers in the edition are partly unclear.</w:t>
+        <w:t xml:space="preserve"> (aquatics 9, plants 20, insects 11, birds 10, beasts 30, humans 4).</w:t>
       </w:r>
     </w:p>
     <w:p>
@@ -23794,7 +24724,7 @@
         <w:rPr>
           <w:sz w:val="18"/>
         </w:rPr>
-        <w:t xml:space="preserve"> Literally "by me, who made [or: followed] the </w:t>
+        <w:t xml:space="preserve"> The edition three times prints </w:t>
       </w:r>
       <w:r>
         <w:rPr>
@@ -23802,13 +24732,89 @@
           <w:i/>
           <w:sz w:val="18"/>
         </w:rPr>
+        <w:t>kāruṇya-ambudhi</w:t>
+      </w:r>
+      <w:r>
+        <w:rPr>
+          <w:sz w:val="18"/>
+        </w:rPr>
+        <w:t xml:space="preserve">, </w:t>
+      </w:r>
+      <w:r>
+        <w:rPr>
+          <w:b w:val="0"/>
+          <w:i/>
+          <w:sz w:val="18"/>
+        </w:rPr>
+        <w:t>kāruṇyāmbu</w:t>
+      </w:r>
+      <w:r>
+        <w:rPr>
+          <w:sz w:val="18"/>
+        </w:rPr>
+        <w:t xml:space="preserve">, "ocean of mercy" (vv. 48, 52, 54; checked against the scan), probably for </w:t>
+      </w:r>
+      <w:r>
+        <w:rPr>
+          <w:b w:val="0"/>
+          <w:i/>
+          <w:sz w:val="18"/>
+        </w:rPr>
+        <w:t>kāraṇa</w:t>
+      </w:r>
+      <w:r>
+        <w:rPr>
+          <w:sz w:val="18"/>
+        </w:rPr>
+        <w:t>, "causal": according to the CC (Madhya 20) Maha-Vishnu lies in the Causal (Karana) Ocean, while the Viraja (v. 48) is the border of the spiritual world. In vv. 52 and 54 we translate by the sense, "the Karana ocean".</w:t>
+      </w:r>
+    </w:p>
+    <w:p>
+      <w:pPr>
+        <w:spacing w:after="60"/>
+        <w:ind w:left="283"/>
+      </w:pPr>
+      <w:r>
+        <w:rPr>
+          <w:b/>
+          <w:i w:val="0"/>
+          <w:sz w:val="18"/>
+        </w:rPr>
+        <w:t>10.</w:t>
+      </w:r>
+      <w:r>
+        <w:rPr>
+          <w:sz w:val="18"/>
+        </w:rPr>
+        <w:t xml:space="preserve"> The edition reads </w:t>
+      </w:r>
+      <w:r>
+        <w:rPr>
+          <w:b w:val="0"/>
+          <w:i/>
+          <w:sz w:val="18"/>
+        </w:rPr>
+        <w:t>bhāgavatāmṛtaṃ kṛtavatā … mayā</w:t>
+      </w:r>
+      <w:r>
+        <w:rPr>
+          <w:sz w:val="18"/>
+        </w:rPr>
+        <w:t xml:space="preserve">, literally "by me, who composed the </w:t>
+      </w:r>
+      <w:r>
+        <w:rPr>
+          <w:b w:val="0"/>
+          <w:i/>
+          <w:sz w:val="18"/>
+        </w:rPr>
         <w:t>Bhagavatamrita</w:t>
       </w:r>
       <w:r>
         <w:rPr>
           <w:sz w:val="18"/>
         </w:rPr>
-        <w:t xml:space="preserve">." The reference is apparently to Rupa Gosvami's </w:t>
+        <w:t xml:space="preserve">" (checked against the scan); </w:t>
       </w:r>
       <w:r>
         <w:rPr>
@@ -23816,13 +24822,41 @@
           <w:i/>
           <w:sz w:val="18"/>
         </w:rPr>
+        <w:t>kṛtavat</w:t>
+      </w:r>
+      <w:r>
+        <w:rPr>
+          <w:sz w:val="18"/>
+        </w:rPr>
+        <w:t xml:space="preserve"> does not mean "followed". If these are the Lord's words, the "Bhagavatamrita" is the instruction to Sanatana itself (later set down in Rupa's </w:t>
+      </w:r>
+      <w:r>
+        <w:rPr>
+          <w:b w:val="0"/>
+          <w:i/>
+          <w:sz w:val="18"/>
+        </w:rPr>
         <w:t>Laghu-bhagavatamrita</w:t>
       </w:r>
       <w:r>
         <w:rPr>
           <w:sz w:val="18"/>
         </w:rPr>
-        <w:t>, which sets forth the teaching on the avataras from the instruction to Sanatana; the words belong either to the Lord or to the author of the poem. We translate them as the poet's reference to his source.</w:t>
+        <w:t xml:space="preserve"> and Sanatana's </w:t>
+      </w:r>
+      <w:r>
+        <w:rPr>
+          <w:b w:val="0"/>
+          <w:i/>
+          <w:sz w:val="18"/>
+        </w:rPr>
+        <w:t>Brihad-bhagavatamrita</w:t>
+      </w:r>
+      <w:r>
+        <w:rPr>
+          <w:sz w:val="18"/>
+        </w:rPr>
+        <w:t>); if it is the poet's insertion, it refers to one of these works as his source. The rendering "following" is by the sense, favouring the second reading; the passage is disputed.</w:t>
       </w:r>
     </w:p>
     <w:p>
@@ -23836,7 +24870,7 @@
           <w:i w:val="0"/>
           <w:sz w:val="18"/>
         </w:rPr>
-        <w:t>10.</w:t>
+        <w:t>11.</w:t>
       </w:r>
       <w:r>
         <w:rPr>
@@ -24030,7 +25064,7 @@
         <w:t>5.</w:t>
       </w:r>
       <w:r>
-        <w:t xml:space="preserve"> Then Yajna, Vibhu, Satyasena, Hari, Vaikuntha, Ajita, Vamana, Sarvabhauma, another Rishabha,</w:t>
+        <w:t xml:space="preserve"> Then Yajna, Vibhu, Satyasena, Hari, Vaikuntha, Ajita, Vamana, Sarvabhauma, another Rishabha — not the son of Nabhi —</w:t>
       </w:r>
     </w:p>
     <w:p>
@@ -24347,7 +25381,7 @@
         <w:t>20.</w:t>
       </w:r>
       <w:r>
-        <w:t xml:space="preserve"> Thus that Lord, the Purushottama of lila, plays with the host of His beloveds in Vrindavana, giver of every joy. These plays are of two kinds — manifest and other — as they appear and disappear; now the latter [the unmanifest] prevails, yet it too can become directly visible to you.</w:t>
+        <w:t xml:space="preserve"> Thus that Lord, the Purushottama of lila, plays with the host of His beloveds in Vrindavana, giver of every joy. These plays are of two kinds — manifest and other; since the first of them has been withdrawn, now the latter [the unmanifest] prevails, yet it too can become directly visible to you.</w:t>
       </w:r>
     </w:p>
     <w:p>
@@ -24363,7 +25397,7 @@
         <w:t>21.</w:t>
       </w:r>
       <w:r>
-        <w:t xml:space="preserve"> Even today the saints dwell joyfully there [in Vrindavana], in [the lila of] Vrishabhanu's daughter. It gladdens the wayfarers of the one path — the path of prema; yet prema too is attained by many efforts.</w:t>
+        <w:t xml:space="preserve"> Even today the saints dwell joyfully there [in Vrindavana], by the favour of Vrishabhanu's daughter. It gladdens the wayfarers of the one path — the path of prema; yet prema too is attained by many efforts.</w:t>
       </w:r>
     </w:p>
     <w:p>
@@ -24536,7 +25570,7 @@
         <w:t>29.</w:t>
       </w:r>
       <w:r>
-        <w:t xml:space="preserve"> Though the sannyasis of that city, adherents of another doctrine, disregarded Him, once, at someone's invitation, He — of immeasurable power — went [to them] with a few companions.</w:t>
+        <w:t xml:space="preserve"> Though the sannyasis of that city, adherents of another doctrine, disregarded Him, once at night, at someone's invitation, He — of immeasurable power — went [to them] with a few companions.</w:t>
       </w:r>
     </w:p>
     <w:p>
@@ -24725,7 +25759,7 @@
         <w:t>39.</w:t>
       </w:r>
       <w:r>
-        <w:t xml:space="preserve"> And when by good fortune all those residents of Varanasi at once became bhagavatas, Gaurahari, regarding this as a victory over [other] doctrines, joyfully took leave of them and playfully went with His followers by the former road to Nilachala; seeing Sri Jagannatha, He gladdened the devotees who had been bereft of Him.</w:t>
+        <w:t xml:space="preserve"> And when by good fortune all those residents of Varanasi at once became bhagavatas, Gaurahari, regarding this as a conquest of all the quarters, joyfully took leave of them and playfully went with His followers by the former road to Nilachala; seeing Sri Jagannatha, He gladdened the devotees who had been bereft of Him.</w:t>
       </w:r>
     </w:p>
     <w:p>
@@ -24857,7 +25891,7 @@
         <w:t>45.</w:t>
       </w:r>
       <w:r>
-        <w:t xml:space="preserve"> While he was thus delighting in this Vrindavana, Rupa — who had gone there earlier [after meeting the Lord at] Prayaga — when the Lord had gone [to Nilachala] and Rupa had already seen Kashi, wished to begin a drama on the waves of the Lord's plays; composing the benedictory nandi, he set out with his brother for Gauda.</w:t>
+        <w:t xml:space="preserve"> While his elder brother was thus delighting in this Vrindavana, Rupa, who had left [it] earlier — having come [to Prayaga] and bathed there, and then, when the Lord had already gone, having seen Kashi — wished to begin a drama on the waves of the Lord's plays; composing the benedictory nandi, he set out with his brother for Gauda.</w:t>
       </w:r>
       <w:r>
         <w:rPr>
@@ -24881,7 +25915,7 @@
         <w:t>46.</w:t>
       </w:r>
       <w:r>
-        <w:t xml:space="preserve"> Coming to the town, to their home, and settling the whole family, they, agitated at heart, lived like beggars somewhere outside, not far away.</w:t>
+        <w:t xml:space="preserve"> Coming to the town, to their home, and leaving the whole family, they, agitated at heart, lived like beggars somewhere outside, not far away.</w:t>
       </w:r>
     </w:p>
     <w:p>
@@ -24958,7 +25992,7 @@
         <w:t>49.</w:t>
       </w:r>
       <w:r>
-        <w:t xml:space="preserve"> And he [Rupa], spending days on the road as if they were a moment, at Satyabhama-pura, having fallen asleep one night, received Satyabhama's command: "Rupa, compose a separate drama for me!"</w:t>
+        <w:t xml:space="preserve"> And he [Rupa], considering himself lowly, spending days on the road as if they were a moment, at Satyabhama-pura, having fallen asleep one night, received Satyabhama's command: "Rupa, compose a separate drama for me!"</w:t>
       </w:r>
     </w:p>
     <w:p>
@@ -25187,7 +26221,7 @@
         <w:t>60.</w:t>
       </w:r>
       <w:r>
-        <w:t xml:space="preserve"> Once Raghunatha, son of Govardhana, at night, hidden in the darkness, came to the Avadhuta, who was playing on the riverbank. Then He [Nityananda], with his money, [held a feast of] flat rice with ghee, boiled milk and curd, and Himself, [in the mood of] Balarama, fed the devotees.</w:t>
+        <w:t xml:space="preserve"> Once Raghunatha, son of Govardhana, at night, hidden in the darkness, came to the Avadhuta, who was playing on the riverbank. And when the Plough-bearer [Nityananda-Balarama], with his money, Himself ate flat rice with ghee and boiled milk and fed it to the devotees,</w:t>
       </w:r>
     </w:p>
     <w:p>
@@ -25299,7 +26333,7 @@
         <w:t>66.</w:t>
       </w:r>
       <w:r>
-        <w:t xml:space="preserve"> Then [the Lord], restrained by words spoken by Svarupa[-Damodara] — Himself independent, yet keeping to the path of right conduct — sent him, clad in rags, quickly to Navadvipa to console Shachi.</w:t>
+        <w:t xml:space="preserve"> Then [the Lord], clad in rags, restrained by words spoken by Svarupa — Himself independent, yet keeping to the path of right conduct — quickly sent him to Navadvipa to console Shachi.</w:t>
       </w:r>
       <w:r>
         <w:rPr>
@@ -25446,7 +26480,21 @@
         <w:rPr>
           <w:sz w:val="18"/>
         </w:rPr>
-        <w:t xml:space="preserve"> Matching the colours of the yuga-avataras to the colours of the varnas is the poet's image (traditional colour symbolism: brahmanas white, kshatriyas red, vaishyas yellow, shudras dark); it does not mean that the Lord belongs to a mundane varna: His body is sac-cid-ananda. In CC Madhya 20 (after Bhag. 10.8.13 and 11.5) the yuga-avataras are white, red, dark (shyama) and black (krishna), and in this Kali-yuga the Lord comes golden (pita) as the hidden avatara — Sri Chaitanya. The four names are uncertain in the edition.</w:t>
+        <w:t xml:space="preserve"> Matching the colours of the yuga-avataras to the colours of the varnas is the poet's image (traditional colour symbolism: brahmanas white, kshatriyas red, vaishyas yellow, shudras dark); it does not mean that the Lord belongs to a mundane varna: His body is sac-cid-ananda. In CC Madhya 20 (after Bhag. 10.8.13 and 11.5) the yuga-avataras are white, red, dark (shyama) and black (krishna), and in this Kali-yuga the Lord comes golden (pita) as the hidden avatara — Sri Chaitanya. The four names checked against the scan: </w:t>
+      </w:r>
+      <w:r>
+        <w:rPr>
+          <w:b w:val="0"/>
+          <w:i/>
+          <w:sz w:val="18"/>
+        </w:rPr>
+        <w:t>dharmādhvara-dhruva-dharādhara-nāmadheyāḥ</w:t>
+      </w:r>
+      <w:r>
+        <w:rPr>
+          <w:sz w:val="18"/>
+        </w:rPr>
+        <w:t>.</w:t>
       </w:r>
     </w:p>
     <w:p>
@@ -25968,7 +27016,21 @@
         <w:rPr>
           <w:sz w:val="18"/>
         </w:rPr>
-        <w:t xml:space="preserve"> The verse is partly unclear in the edition. According to CC Antya 1, Rupa, having begun a drama on Krishna in Vrindavana, set out with Anupama for Gauda; on the way Anupama passed away on the bank of the Ganga.</w:t>
+        <w:t xml:space="preserve"> The verse has been checked against the scan (the text is clear; </w:t>
+      </w:r>
+      <w:r>
+        <w:rPr>
+          <w:b w:val="0"/>
+          <w:i/>
+          <w:sz w:val="18"/>
+        </w:rPr>
+        <w:t>varaje</w:t>
+      </w:r>
+      <w:r>
+        <w:rPr>
+          <w:sz w:val="18"/>
+        </w:rPr>
+        <w:t>, "the elder brother", i.e. Sanatana). Cf. CC Madhya 25: Rupa, returning from Vrindavana, came to Kashi when the Lord had already left. According to CC Antya 1, Rupa, having begun a drama on Krishna in Vrindavana, set out with Anupama for Gauda; on the way Anupama passed away on the bank of the Ganga.</w:t>
       </w:r>
     </w:p>
     <w:p>
@@ -26266,7 +27328,49 @@
         <w:rPr>
           <w:sz w:val="18"/>
         </w:rPr>
-        <w:t xml:space="preserve"> The verse is unclear. According to CC Antya 3, it was Damodara Pandita who "rebuked" the Lord (for His affection toward a widow's son), and the Lord sent him to Navadvipa to look after Shachi; Govinda-deva apparently conflates him with Svarupa Damodara. "Clad in rags" may also refer to the Lord Himself.</w:t>
+        <w:t xml:space="preserve"> The verse has been checked against the scan; the text is clear: </w:t>
+      </w:r>
+      <w:r>
+        <w:rPr>
+          <w:b w:val="0"/>
+          <w:i/>
+          <w:sz w:val="18"/>
+        </w:rPr>
+        <w:t>atha svarūpodita-vāṅ-niyantritaḥ … śacīṃ samāśvāsayituṃ sa cīravān javān navadvīpam amuṃ visṛṣṭavān</w:t>
+      </w:r>
+      <w:r>
+        <w:rPr>
+          <w:sz w:val="18"/>
+        </w:rPr>
+        <w:t>. "Clad in rags" (</w:t>
+      </w:r>
+      <w:r>
+        <w:rPr>
+          <w:b w:val="0"/>
+          <w:i/>
+          <w:sz w:val="18"/>
+        </w:rPr>
+        <w:t>sa cīravān</w:t>
+      </w:r>
+      <w:r>
+        <w:rPr>
+          <w:sz w:val="18"/>
+        </w:rPr>
+        <w:t>) by its case refers to the Lord. Who was sent (</w:t>
+      </w:r>
+      <w:r>
+        <w:rPr>
+          <w:b w:val="0"/>
+          <w:i/>
+          <w:sz w:val="18"/>
+        </w:rPr>
+        <w:t>amum</w:t>
+      </w:r>
+      <w:r>
+        <w:rPr>
+          <w:sz w:val="18"/>
+        </w:rPr>
+        <w:t>, "him") is not stated: by the course of the story (vv. 63–65) it would be Raghunatha Dasa; but according to CC Antya 3 it was Damodara Pandita who "rebuked" the Lord (for His affection toward a widow's son), and it was he whom the Lord sent to Navadvipa to look after Shachi; Govinda-deva apparently conflates Damodara Pandita with Svarupa Damodara. We translate "him" without specifying.</w:t>
       </w:r>
     </w:p>
     <w:p>
@@ -26322,7 +27426,7 @@
         <w:t>1.</w:t>
       </w:r>
       <w:r>
-        <w:t xml:space="preserve"> Then Sanatana, his heart serene, victor over the six enemies, came of his own accord from Vraja, wishing to see the Lord, and entered [Puri] like a son of the Unborn.</w:t>
+        <w:t xml:space="preserve"> Then Sanatana, his heart serene, victor over the six enemies, came of his own accord from Vraja, wishing to see the Lord, and entered His presence as a thirsty bird enters a pond.</w:t>
       </w:r>
     </w:p>
     <w:p>
@@ -26694,7 +27798,7 @@
         <w:t>15.</w:t>
       </w:r>
       <w:r>
-        <w:t xml:space="preserve"> While those renowned ones lived in Vraja, and their kinsmen, sanctifying their own lineage, in their own lands, the Lord at Nilachala heard news of them every year and was fully delighted.</w:t>
+        <w:t xml:space="preserve"> While those renowned ones, childless yet sanctifying their own lineage, lived in Vraja, the Lord at Nilachala heard news of them every year and was fully delighted.</w:t>
       </w:r>
     </w:p>
     <w:p>
@@ -27186,7 +28290,7 @@
         <w:t>39.</w:t>
       </w:r>
       <w:r>
-        <w:t xml:space="preserve"> Hearing his words, He replied: "No, gentle one — like Brahman, it undergoes no change: it is food cooked by Lakshmi and eaten by Achyuta Hari."</w:t>
+        <w:t xml:space="preserve"> Hearing his words, Hari replied: "No, gentle one — like Brahman, it undergoes no change: it is food cooked by Indira [for] Achyuta and gathered for the meal of the brahmins."</w:t>
       </w:r>
       <w:r>
         <w:rPr>
@@ -27266,7 +28370,7 @@
         <w:t>43.</w:t>
       </w:r>
       <w:r>
-        <w:t xml:space="preserve"> "Ah, men, the resolve and heart of this one are not [of this world]! He who has reached the far shore of the greatness of the Lord's Name brought even a harlot to the supreme goal."</w:t>
+        <w:t xml:space="preserve"> "Ah, men are not able to describe the resolve and heart of this one! He who has reached the far shore of the greatness of the Lord's Name brought even a harlot to the supreme goal."</w:t>
       </w:r>
       <w:r>
         <w:rPr>
@@ -27290,7 +28394,7 @@
         <w:t>44.</w:t>
       </w:r>
       <w:r>
-        <w:t xml:space="preserve"> Seeing his Lord praising him near by — with the working of all his senses suspended, his eyes adorned with tears of joy — he went out of his body and entered into the Almighty.</w:t>
+        <w:t xml:space="preserve"> Seeing his Lord praising him near by — [with a gaze] that suspended the working of all his senses — he went out of his body by the path of his eyes, bathed in tears of joy, and entered into the Almighty.</w:t>
       </w:r>
       <w:r>
         <w:rPr>
@@ -27647,7 +28751,7 @@
         <w:t>62.</w:t>
       </w:r>
       <w:r>
-        <w:t xml:space="preserve"> Once, taking [the ocean] for the daughter of the Sun [the Yamuna], He threw Himself into the lord of waters. To claim Him, the fearless Vibhishana took Him away to Lanka, adorned with Alaka and other [cities].</w:t>
+        <w:t xml:space="preserve"> Once, taking [the ocean] for the daughter of the Sun [the Yamuna], He threw Himself into the lord of waters. To claim Him, the fearless Vibhishana took Him away to Lanka — an ornament [surpassing] Alaka and other [cities].</w:t>
       </w:r>
       <w:r>
         <w:rPr>
@@ -27671,7 +28775,7 @@
         <w:t>63.</w:t>
       </w:r>
       <w:r>
-        <w:t xml:space="preserve"> There the righteous [Vibhishana], having performed due worship, pleased the beloved Guest many times; worshipped and pleased at heart, He at once appeared in a form dark as a blade of durva grass.</w:t>
+        <w:t xml:space="preserve"> There the righteous [Vibhishana], having performed due worship, pleased the beloved Guest many times; worshipped and pleased at heart, He changed a little, appearing in a form dark as a blade of durva grass.</w:t>
       </w:r>
     </w:p>
     <w:p>
@@ -27788,7 +28892,7 @@
         <w:t>69.</w:t>
       </w:r>
       <w:r>
-        <w:t xml:space="preserve"> By the touch of His body his sinful vision was destroyed, and he, overwhelmed with bhava and devotion, trembled; with shivering and hair standing on end he danced and sang in a faltering voice.</w:t>
+        <w:t xml:space="preserve"> By the touch of His body his sins were destroyed, and he, overwhelmed with bhava and devotion, trembled; with shivering and hair standing on end he danced and sang in a faltering voice.</w:t>
       </w:r>
     </w:p>
     <w:p>
@@ -27983,7 +29087,7 @@
         <w:rPr>
           <w:sz w:val="18"/>
         </w:rPr>
-        <w:t>: Jiva went to Navadvipa to Nityananda, who blessed him and sent him to Vraja via Kashi). The verse is unclear.</w:t>
+        <w:t>: Jiva went to Navadvipa to Nityananda, who blessed him and sent him to Vraja via Kashi). The text does not name him.</w:t>
       </w:r>
     </w:p>
     <w:p>
@@ -28807,7 +29911,21 @@
         <w:rPr>
           <w:sz w:val="18"/>
         </w:rPr>
-        <w:t xml:space="preserve"> The Vibhishana episode is unique to Govinda-deva: in CC Antya 18 the Lord, taking the ocean for the Yamuna, threw Himself into it, and in the morning a fisherman drew Him out with his net. The poet links the incident with Rama's lila: Vibhishana (Rama's eternal servant) takes the Lord to Lanka and sees Him as Rama. "Alaka" is Kubera's city, probably as an image of Lanka's wealth. The translation of part of the verse is conjectural.</w:t>
+        <w:t xml:space="preserve"> The Vibhishana episode is unique to Govinda-deva: in CC Antya 18 the Lord, taking the ocean for the Yamuna, threw Himself into it, and in the morning a fisherman drew Him out with his net. The poet links the incident with Rama's lila: Vibhishana (Rama's eternal servant) takes the Lord to Lanka and sees Him as Rama. "Alaka" is Kubera's city: Lanka surpasses even it in beauty (</w:t>
+      </w:r>
+      <w:r>
+        <w:rPr>
+          <w:b w:val="0"/>
+          <w:i/>
+          <w:sz w:val="18"/>
+        </w:rPr>
+        <w:t>alakādy-alaṅkriyām</w:t>
+      </w:r>
+      <w:r>
+        <w:rPr>
+          <w:sz w:val="18"/>
+        </w:rPr>
+        <w:t>; text checked against the scan).</w:t>
       </w:r>
     </w:p>
     <w:p>
@@ -28927,7 +30045,7 @@
         <w:t>2.</w:t>
       </w:r>
       <w:r>
-        <w:t xml:space="preserve"> "Therefore I shall disfigure this covering; otherwise people will not gain detachment through Me." Resolving thus in a mind free of attachment, He rubbed His face on the ground many times.</w:t>
+        <w:t xml:space="preserve"> "Therefore I shall disfigure this covering; otherwise people will not become free of attraction to Me." Resolving thus in a mind free of attachment, He rubbed His face on the ground many times.</w:t>
       </w:r>
     </w:p>
     <w:p>
@@ -29354,7 +30472,7 @@
         <w:t>22.</w:t>
       </w:r>
       <w:r>
-        <w:t xml:space="preserve"> The mantra of Gaura-Gopala — a wish-fulfilling gem, served by the four varnas, [giver of] the aims of human life — is always in your heart, O best of the gentle."</w:t>
+        <w:t xml:space="preserve"> The mantra of Gaura-Gopala, bearing the names of the Dark One and the Golden One — a wish-fulfilling gem, served by the four varnas, [giver of] the aims of human life — is always in your heart, O best of the gentle."</w:t>
       </w:r>
       <w:r>
         <w:rPr>
@@ -29394,7 +30512,7 @@
         <w:t>24.</w:t>
       </w:r>
       <w:r>
-        <w:t xml:space="preserve"> The mantra I know, but I do not know the order of worship; and my faith in it is truly great. Tell me, Master, that by accepting which we householders, serving without selfish desire, will come to Your abode."</w:t>
+        <w:t xml:space="preserve"> The mantra I know, but I do not know the order of worship; and my faith in it is truly great. Tell me, Master, that by accepting which we householders, having carried [it] out fully, will come to Your abode."</w:t>
       </w:r>
     </w:p>
     <w:p>
@@ -29857,7 +30975,7 @@
         <w:t>48.</w:t>
       </w:r>
       <w:r>
-        <w:t xml:space="preserve"> Then, still speaking, they — whose lives [were held only] by an unquenchable resolve — for the most part vanished, according to their own intent. Seeing this, the Lotus-eyed One opened His eyes — joyful, content, His body strengthened — and shone.</w:t>
+        <w:t xml:space="preserve"> Then they, whose lives outlast countless ends of kalpas, having spoken their wish, almost all vanished. Seeing this, the Lotus-eyed One opened His eyes — joyful, content, His body strengthened — and shone.</w:t>
       </w:r>
       <w:r>
         <w:rPr>
@@ -29881,7 +30999,7 @@
         <w:t>49.</w:t>
       </w:r>
       <w:r>
-        <w:t xml:space="preserve"> Giving up walks, baths, offerings, drink and food, He whom Shiva worships stood apart, motionless as a pillar; seeing such conduct of His, the devotees felt fear, love and grief.</w:t>
+        <w:t xml:space="preserve"> Giving up walks, baths, offerings, drink and food, He whom Shiva worships, casting [all this] far away, stood motionless as a pillar; seeing such conduct of His, the devotees felt fear, love and grief.</w:t>
       </w:r>
     </w:p>
     <w:p>
@@ -30655,7 +31773,35 @@
         <w:rPr>
           <w:sz w:val="18"/>
         </w:rPr>
-        <w:t xml:space="preserve"> The text of the verse is partly unclear (a mention of a conch is not translated). The golden Gaura with the sannyasi's danda is the form for meditation.</w:t>
+        <w:t xml:space="preserve"> The end of the verse checked against the scan: </w:t>
+      </w:r>
+      <w:r>
+        <w:rPr>
+          <w:b w:val="0"/>
+          <w:i/>
+          <w:sz w:val="18"/>
+        </w:rPr>
+        <w:t>dorbhyāṃ daṇḍaṃ bibhrataṃ vā karaṅka-muktā-śaṅkhaṃ pronnasaṃ paṅkajākṣam</w:t>
+      </w:r>
+      <w:r>
+        <w:rPr>
+          <w:sz w:val="18"/>
+        </w:rPr>
+        <w:t xml:space="preserve">; </w:t>
+      </w:r>
+      <w:r>
+        <w:rPr>
+          <w:b w:val="0"/>
+          <w:i/>
+          <w:sz w:val="18"/>
+        </w:rPr>
+        <w:t>karaṅka-muktā-śaṅkham</w:t>
+      </w:r>
+      <w:r>
+        <w:rPr>
+          <w:sz w:val="18"/>
+        </w:rPr>
+        <w:t xml:space="preserve"> is unclear (perhaps "the karanka vessel [kamandalu]" and a conch) and is therefore not translated. The golden Gaura with the sannyasi's danda is the form for meditation.</w:t>
       </w:r>
     </w:p>
     <w:p>
@@ -30993,7 +32139,21 @@
         <w:rPr>
           <w:sz w:val="18"/>
         </w:rPr>
-        <w:t xml:space="preserve"> The sense of the last words: only the saints may judge the book, and the opinion of others does not concern the author. The reading is partly conjectural.</w:t>
+        <w:t xml:space="preserve"> The sense of the last words: only the saints may judge the book, and the opinion of others does not concern the author. The text, checked against the scan, is clear (</w:t>
+      </w:r>
+      <w:r>
+        <w:rPr>
+          <w:b w:val="0"/>
+          <w:i/>
+          <w:sz w:val="18"/>
+        </w:rPr>
+        <w:t>santo hi santu śaraṇaṃ tv itare na tatra</w:t>
+      </w:r>
+      <w:r>
+        <w:rPr>
+          <w:sz w:val="18"/>
+        </w:rPr>
+        <w:t>): "let the saints, [even] laughing, be my refuge — others have no part here."</w:t>
       </w:r>
     </w:p>
     <w:p>

--- a/gaura-krishnodaya/Gaura-Krishnodaya-en.docx
+++ b/gaura-krishnodaya/Gaura-Krishnodaya-en.docx
@@ -24386,7 +24386,7 @@
         <w:t>59.</w:t>
       </w:r>
       <w:r>
-        <w:t xml:space="preserve"> The Puranas and Agamas set forth many injunctions for His worship; having pondered these words, a person becomes free of doubt. Therefore everything here has been set forth by me, following the </w:t>
+        <w:t xml:space="preserve"> The Puranas and Agamas set forth many injunctions for His worship; having pondered these words, a person becomes free of doubt. Therefore everything here has been set forth by me, who composed the </w:t>
       </w:r>
       <w:r>
         <w:rPr>
@@ -24856,7 +24856,7 @@
         <w:rPr>
           <w:sz w:val="18"/>
         </w:rPr>
-        <w:t>); if it is the poet's insertion, it refers to one of these works as his source. The rendering "following" is by the sense, favouring the second reading; the passage is disputed.</w:t>
+        <w:t>); if it is the poet's insertion, it refers to one of these works as his source. The rendering is literal.</w:t>
       </w:r>
     </w:p>
     <w:p>
